--- a/Fase 2/Evidencias Proyecto (version Agil)/Documento 05 - Documento de Diseño.docx
+++ b/Fase 2/Evidencias Proyecto (version Agil)/Documento 05 - Documento de Diseño.docx
@@ -127,7 +127,7 @@
                         <w:sz w:val="80"/>
                         <w:szCs w:val="80"/>
                       </w:rPr>
-                      <w:t xml:space="preserve">Propuesta de Proyecto       y </w:t>
+                      <w:t xml:space="preserve"/>
                     </w:r>
                     <w:r>
                       <w:rPr>
@@ -135,7 +135,7 @@
                         <w:sz w:val="80"/>
                         <w:szCs w:val="80"/>
                       </w:rPr>
-                      <w:t>Especificación de Requisitos de Software</w:t>
+                      <w:t>Documento de Diseño</w:t>
                     </w:r>
                   </w:p>
                 </w:tc>
@@ -201,7 +201,7 @@
                         <w:szCs w:val="44"/>
                         <w:lang w:val="es-AR"/>
                       </w:rPr>
-                      <w:t>[Insertar Nombre de Proyecto]</w:t>
+                      <w:t>Terreno Conectado</w:t>
                     </w:r>
                   </w:p>
                 </w:tc>
@@ -284,7 +284,7 @@
                     <w:i/>
                     <w:color w:val="FF0000"/>
                   </w:rPr>
-                  <w:t>01</w:t>
+                  <w:t>02</w:t>
                 </w:r>
                 <w:r>
                   <w:rPr>
@@ -344,7 +344,7 @@
                         <w:bCs/>
                         <w:color w:val="FF0000"/>
                       </w:rPr>
-                      <w:t>[Seleccionar fecha]</w:t>
+                      <w:t>16 de octubre de 2026</w:t>
                     </w:r>
                   </w:p>
                 </w:tc>
@@ -443,1175 +443,94 @@
     </w:sdt>
     <w:p>
       <w:pPr>
-        <w:spacing w:after="0" w:line="240" w:lineRule="auto"/>
-        <w:jc w:val="both"/>
-        <w:rPr>
-          <w:rFonts w:cstheme="minorHAnsi"/>
-          <w:sz w:val="32"/>
-        </w:rPr>
-      </w:pPr>
+        <w:pStyle w:val="Ttulo1"/>
+      </w:pPr>
+      <w:r>
+        <w:t>Contenido</w:t>
+      </w:r>
     </w:p>
     <w:p>
-      <w:pPr>
-        <w:spacing w:after="0"/>
-        <w:jc w:val="both"/>
-        <w:rPr>
-          <w:rFonts w:eastAsiaTheme="majorEastAsia" w:cstheme="minorHAnsi"/>
-          <w:b/>
-          <w:bCs/>
-          <w:color w:val="365F91" w:themeColor="accent1" w:themeShade="BF"/>
-          <w:sz w:val="28"/>
-          <w:szCs w:val="28"/>
-        </w:rPr>
-      </w:pPr>
-    </w:p>
-    <w:sdt>
-      <w:sdtPr>
-        <w:rPr>
-          <w:rFonts w:asciiTheme="minorHAnsi" w:eastAsiaTheme="minorHAnsi" w:hAnsiTheme="minorHAnsi" w:cstheme="minorHAnsi"/>
-          <w:b w:val="0"/>
-          <w:bCs w:val="0"/>
-          <w:color w:val="auto"/>
-          <w:sz w:val="22"/>
-          <w:szCs w:val="22"/>
-          <w:lang w:val="es-AR"/>
-        </w:rPr>
-        <w:id w:val="1371383"/>
-        <w:docPartObj>
-          <w:docPartGallery w:val="Table of Contents"/>
-          <w:docPartUnique/>
-        </w:docPartObj>
-      </w:sdtPr>
-      <w:sdtContent>
-        <w:p>
-          <w:pPr>
-            <w:pStyle w:val="TtuloTDC"/>
-            <w:jc w:val="both"/>
-            <w:rPr>
-              <w:rFonts w:asciiTheme="minorHAnsi" w:hAnsiTheme="minorHAnsi" w:cstheme="minorHAnsi"/>
-            </w:rPr>
-          </w:pPr>
-          <w:r>
-            <w:rPr>
-              <w:rFonts w:asciiTheme="minorHAnsi" w:hAnsiTheme="minorHAnsi" w:cstheme="minorHAnsi"/>
-            </w:rPr>
-            <w:t>Contenido</w:t>
-          </w:r>
-        </w:p>
-        <w:p>
-          <w:pPr>
-            <w:pStyle w:val="TDC1"/>
-            <w:tabs>
-              <w:tab w:val="left" w:pos="440"/>
-              <w:tab w:val="right" w:leader="dot" w:pos="8828"/>
-            </w:tabs>
-            <w:rPr>
-              <w:rFonts w:eastAsiaTheme="minorEastAsia"/>
-              <w:b w:val="0"/>
-              <w:bCs w:val="0"/>
-              <w:caps w:val="0"/>
-              <w:noProof/>
-              <w:kern w:val="2"/>
-              <w:sz w:val="24"/>
-              <w:szCs w:val="24"/>
-              <w:lang w:val="es-CL" w:eastAsia="es-MX"/>
-              <w14:ligatures w14:val="standardContextual"/>
-            </w:rPr>
-          </w:pPr>
-          <w:r>
-            <w:rPr>
-              <w:rFonts w:cstheme="minorHAnsi"/>
-              <w:i/>
-              <w:iCs/>
-              <w:lang w:val="es-ES"/>
-            </w:rPr>
-            <w:fldChar w:fldCharType="begin"/>
-          </w:r>
-          <w:r>
-            <w:rPr>
-              <w:rFonts w:cstheme="minorHAnsi"/>
-              <w:lang w:val="es-ES"/>
-            </w:rPr>
-            <w:instrText xml:space="preserve"> TOC \o "1-3" \h \z \u </w:instrText>
-          </w:r>
-          <w:r>
-            <w:rPr>
-              <w:rFonts w:cstheme="minorHAnsi"/>
-              <w:i/>
-              <w:iCs/>
-              <w:lang w:val="es-ES"/>
-            </w:rPr>
-            <w:fldChar w:fldCharType="separate"/>
-          </w:r>
-          <w:hyperlink w:anchor="_Toc241504830" w:history="1">
-            <w:r>
-              <w:rPr>
-                <w:rStyle w:val="Hipervnculo"/>
-                <w:rFonts w:eastAsia="Times New Roman" w:cstheme="minorHAnsi"/>
-                <w:noProof/>
-                <w:kern w:val="32"/>
-              </w:rPr>
-              <w:t>2</w:t>
-            </w:r>
-            <w:r>
-              <w:rPr>
-                <w:rFonts w:eastAsiaTheme="minorEastAsia"/>
-                <w:b w:val="0"/>
-                <w:bCs w:val="0"/>
-                <w:caps w:val="0"/>
-                <w:noProof/>
-                <w:kern w:val="2"/>
-                <w:sz w:val="24"/>
-                <w:szCs w:val="24"/>
-                <w:lang w:val="es-CL" w:eastAsia="es-MX"/>
-                <w14:ligatures w14:val="standardContextual"/>
-              </w:rPr>
-              <w:tab/>
-            </w:r>
-            <w:r>
-              <w:rPr>
-                <w:rStyle w:val="Hipervnculo"/>
-                <w:rFonts w:eastAsia="Times New Roman" w:cstheme="minorHAnsi"/>
-                <w:noProof/>
-                <w:kern w:val="32"/>
-              </w:rPr>
-              <w:t>Ficha del documento</w:t>
-            </w:r>
-            <w:r>
-              <w:rPr>
-                <w:noProof/>
-                <w:webHidden/>
-              </w:rPr>
-              <w:tab/>
-            </w:r>
-            <w:r>
-              <w:rPr>
-                <w:noProof/>
-                <w:webHidden/>
-              </w:rPr>
-              <w:fldChar w:fldCharType="begin"/>
-            </w:r>
-            <w:r>
-              <w:rPr>
-                <w:noProof/>
-                <w:webHidden/>
-              </w:rPr>
-              <w:instrText xml:space="preserve"> PAGEREF _Toc241504830 \h </w:instrText>
-            </w:r>
-            <w:r>
-              <w:rPr>
-                <w:noProof/>
-                <w:webHidden/>
-              </w:rPr>
-            </w:r>
-            <w:r>
-              <w:rPr>
-                <w:noProof/>
-                <w:webHidden/>
-              </w:rPr>
-              <w:fldChar w:fldCharType="separate"/>
-            </w:r>
-            <w:r>
-              <w:rPr>
-                <w:noProof/>
-                <w:webHidden/>
-              </w:rPr>
-              <w:t>2</w:t>
-            </w:r>
-            <w:r>
-              <w:rPr>
-                <w:noProof/>
-                <w:webHidden/>
-              </w:rPr>
-              <w:fldChar w:fldCharType="end"/>
-            </w:r>
-          </w:hyperlink>
-        </w:p>
-        <w:p>
-          <w:pPr>
-            <w:pStyle w:val="TDC1"/>
-            <w:tabs>
-              <w:tab w:val="left" w:pos="440"/>
-              <w:tab w:val="right" w:leader="dot" w:pos="8828"/>
-            </w:tabs>
-            <w:rPr>
-              <w:rFonts w:eastAsiaTheme="minorEastAsia"/>
-              <w:b w:val="0"/>
-              <w:bCs w:val="0"/>
-              <w:caps w:val="0"/>
-              <w:noProof/>
-              <w:kern w:val="2"/>
-              <w:sz w:val="24"/>
-              <w:szCs w:val="24"/>
-              <w:lang w:val="es-CL" w:eastAsia="es-MX"/>
-              <w14:ligatures w14:val="standardContextual"/>
-            </w:rPr>
-          </w:pPr>
-          <w:hyperlink w:anchor="_Toc241504831" w:history="1">
-            <w:r>
-              <w:rPr>
-                <w:rStyle w:val="Hipervnculo"/>
-                <w:noProof/>
-              </w:rPr>
-              <w:t>3</w:t>
-            </w:r>
-            <w:r>
-              <w:rPr>
-                <w:rFonts w:eastAsiaTheme="minorEastAsia"/>
-                <w:b w:val="0"/>
-                <w:bCs w:val="0"/>
-                <w:caps w:val="0"/>
-                <w:noProof/>
-                <w:kern w:val="2"/>
-                <w:sz w:val="24"/>
-                <w:szCs w:val="24"/>
-                <w:lang w:val="es-CL" w:eastAsia="es-MX"/>
-                <w14:ligatures w14:val="standardContextual"/>
-              </w:rPr>
-              <w:tab/>
-            </w:r>
-            <w:r>
-              <w:rPr>
-                <w:rStyle w:val="Hipervnculo"/>
-                <w:noProof/>
-              </w:rPr>
-              <w:t>Integrantes:</w:t>
-            </w:r>
-            <w:r>
-              <w:rPr>
-                <w:noProof/>
-                <w:webHidden/>
-              </w:rPr>
-              <w:tab/>
-            </w:r>
-            <w:r>
-              <w:rPr>
-                <w:noProof/>
-                <w:webHidden/>
-              </w:rPr>
-              <w:fldChar w:fldCharType="begin"/>
-            </w:r>
-            <w:r>
-              <w:rPr>
-                <w:noProof/>
-                <w:webHidden/>
-              </w:rPr>
-              <w:instrText xml:space="preserve"> PAGEREF _Toc241504831 \h </w:instrText>
-            </w:r>
-            <w:r>
-              <w:rPr>
-                <w:noProof/>
-                <w:webHidden/>
-              </w:rPr>
-            </w:r>
-            <w:r>
-              <w:rPr>
-                <w:noProof/>
-                <w:webHidden/>
-              </w:rPr>
-              <w:fldChar w:fldCharType="separate"/>
-            </w:r>
-            <w:r>
-              <w:rPr>
-                <w:noProof/>
-                <w:webHidden/>
-              </w:rPr>
-              <w:t>2</w:t>
-            </w:r>
-            <w:r>
-              <w:rPr>
-                <w:noProof/>
-                <w:webHidden/>
-              </w:rPr>
-              <w:fldChar w:fldCharType="end"/>
-            </w:r>
-          </w:hyperlink>
-        </w:p>
-        <w:p>
-          <w:pPr>
-            <w:pStyle w:val="TDC1"/>
-            <w:tabs>
-              <w:tab w:val="left" w:pos="440"/>
-              <w:tab w:val="right" w:leader="dot" w:pos="8828"/>
-            </w:tabs>
-            <w:rPr>
-              <w:rFonts w:eastAsiaTheme="minorEastAsia"/>
-              <w:b w:val="0"/>
-              <w:bCs w:val="0"/>
-              <w:caps w:val="0"/>
-              <w:noProof/>
-              <w:kern w:val="2"/>
-              <w:sz w:val="24"/>
-              <w:szCs w:val="24"/>
-              <w:lang w:val="es-CL" w:eastAsia="es-MX"/>
-              <w14:ligatures w14:val="standardContextual"/>
-            </w:rPr>
-          </w:pPr>
-          <w:hyperlink w:anchor="_Toc241504832" w:history="1">
-            <w:r>
-              <w:rPr>
-                <w:rStyle w:val="Hipervnculo"/>
-                <w:noProof/>
-              </w:rPr>
-              <w:t>4</w:t>
-            </w:r>
-            <w:r>
-              <w:rPr>
-                <w:rFonts w:eastAsiaTheme="minorEastAsia"/>
-                <w:b w:val="0"/>
-                <w:bCs w:val="0"/>
-                <w:caps w:val="0"/>
-                <w:noProof/>
-                <w:kern w:val="2"/>
-                <w:sz w:val="24"/>
-                <w:szCs w:val="24"/>
-                <w:lang w:val="es-CL" w:eastAsia="es-MX"/>
-                <w14:ligatures w14:val="standardContextual"/>
-              </w:rPr>
-              <w:tab/>
-            </w:r>
-            <w:r>
-              <w:rPr>
-                <w:rStyle w:val="Hipervnculo"/>
-                <w:noProof/>
-              </w:rPr>
-              <w:t>Diseño</w:t>
-            </w:r>
-            <w:r>
-              <w:rPr>
-                <w:noProof/>
-                <w:webHidden/>
-              </w:rPr>
-              <w:tab/>
-            </w:r>
-            <w:r>
-              <w:rPr>
-                <w:noProof/>
-                <w:webHidden/>
-              </w:rPr>
-              <w:fldChar w:fldCharType="begin"/>
-            </w:r>
-            <w:r>
-              <w:rPr>
-                <w:noProof/>
-                <w:webHidden/>
-              </w:rPr>
-              <w:instrText xml:space="preserve"> PAGEREF _Toc241504832 \h </w:instrText>
-            </w:r>
-            <w:r>
-              <w:rPr>
-                <w:noProof/>
-                <w:webHidden/>
-              </w:rPr>
-            </w:r>
-            <w:r>
-              <w:rPr>
-                <w:noProof/>
-                <w:webHidden/>
-              </w:rPr>
-              <w:fldChar w:fldCharType="separate"/>
-            </w:r>
-            <w:r>
-              <w:rPr>
-                <w:noProof/>
-                <w:webHidden/>
-              </w:rPr>
-              <w:t>5</w:t>
-            </w:r>
-            <w:r>
-              <w:rPr>
-                <w:noProof/>
-                <w:webHidden/>
-              </w:rPr>
-              <w:fldChar w:fldCharType="end"/>
-            </w:r>
-          </w:hyperlink>
-        </w:p>
-        <w:p>
-          <w:pPr>
-            <w:pStyle w:val="TDC2"/>
-            <w:tabs>
-              <w:tab w:val="left" w:pos="880"/>
-              <w:tab w:val="right" w:leader="dot" w:pos="8828"/>
-            </w:tabs>
-            <w:rPr>
-              <w:rFonts w:eastAsiaTheme="minorEastAsia"/>
-              <w:smallCaps w:val="0"/>
-              <w:noProof/>
-              <w:kern w:val="2"/>
-              <w:sz w:val="24"/>
-              <w:szCs w:val="24"/>
-              <w:lang w:val="es-CL" w:eastAsia="es-MX"/>
-              <w14:ligatures w14:val="standardContextual"/>
-            </w:rPr>
-          </w:pPr>
-          <w:hyperlink w:anchor="_Toc241504833" w:history="1">
-            <w:r>
-              <w:rPr>
-                <w:rStyle w:val="Hipervnculo"/>
-                <w:noProof/>
-              </w:rPr>
-              <w:t>4.1</w:t>
-            </w:r>
-            <w:r>
-              <w:rPr>
-                <w:rFonts w:eastAsiaTheme="minorEastAsia"/>
-                <w:smallCaps w:val="0"/>
-                <w:noProof/>
-                <w:kern w:val="2"/>
-                <w:sz w:val="24"/>
-                <w:szCs w:val="24"/>
-                <w:lang w:val="es-CL" w:eastAsia="es-MX"/>
-                <w14:ligatures w14:val="standardContextual"/>
-              </w:rPr>
-              <w:tab/>
-            </w:r>
-            <w:r>
-              <w:rPr>
-                <w:rStyle w:val="Hipervnculo"/>
-                <w:noProof/>
-              </w:rPr>
-              <w:t>Diagrama de Casos de Uso</w:t>
-            </w:r>
-            <w:r>
-              <w:rPr>
-                <w:noProof/>
-                <w:webHidden/>
-              </w:rPr>
-              <w:tab/>
-            </w:r>
-            <w:r>
-              <w:rPr>
-                <w:noProof/>
-                <w:webHidden/>
-              </w:rPr>
-              <w:fldChar w:fldCharType="begin"/>
-            </w:r>
-            <w:r>
-              <w:rPr>
-                <w:noProof/>
-                <w:webHidden/>
-              </w:rPr>
-              <w:instrText xml:space="preserve"> PAGEREF _Toc241504833 \h </w:instrText>
-            </w:r>
-            <w:r>
-              <w:rPr>
-                <w:noProof/>
-                <w:webHidden/>
-              </w:rPr>
-            </w:r>
-            <w:r>
-              <w:rPr>
-                <w:noProof/>
-                <w:webHidden/>
-              </w:rPr>
-              <w:fldChar w:fldCharType="separate"/>
-            </w:r>
-            <w:r>
-              <w:rPr>
-                <w:noProof/>
-                <w:webHidden/>
-              </w:rPr>
-              <w:t>5</w:t>
-            </w:r>
-            <w:r>
-              <w:rPr>
-                <w:noProof/>
-                <w:webHidden/>
-              </w:rPr>
-              <w:fldChar w:fldCharType="end"/>
-            </w:r>
-          </w:hyperlink>
-        </w:p>
-        <w:p>
-          <w:pPr>
-            <w:pStyle w:val="TDC2"/>
-            <w:tabs>
-              <w:tab w:val="left" w:pos="880"/>
-              <w:tab w:val="right" w:leader="dot" w:pos="8828"/>
-            </w:tabs>
-            <w:rPr>
-              <w:rFonts w:eastAsiaTheme="minorEastAsia"/>
-              <w:smallCaps w:val="0"/>
-              <w:noProof/>
-              <w:kern w:val="2"/>
-              <w:sz w:val="24"/>
-              <w:szCs w:val="24"/>
-              <w:lang w:val="es-CL" w:eastAsia="es-MX"/>
-              <w14:ligatures w14:val="standardContextual"/>
-            </w:rPr>
-          </w:pPr>
-          <w:hyperlink w:anchor="_Toc241504834" w:history="1">
-            <w:r>
-              <w:rPr>
-                <w:rStyle w:val="Hipervnculo"/>
-                <w:noProof/>
-              </w:rPr>
-              <w:t>4.2</w:t>
-            </w:r>
-            <w:r>
-              <w:rPr>
-                <w:rFonts w:eastAsiaTheme="minorEastAsia"/>
-                <w:smallCaps w:val="0"/>
-                <w:noProof/>
-                <w:kern w:val="2"/>
-                <w:sz w:val="24"/>
-                <w:szCs w:val="24"/>
-                <w:lang w:val="es-CL" w:eastAsia="es-MX"/>
-                <w14:ligatures w14:val="standardContextual"/>
-              </w:rPr>
-              <w:tab/>
-            </w:r>
-            <w:r>
-              <w:rPr>
-                <w:rStyle w:val="Hipervnculo"/>
-                <w:noProof/>
-              </w:rPr>
-              <w:t>Vista Lógica</w:t>
-            </w:r>
-            <w:r>
-              <w:rPr>
-                <w:noProof/>
-                <w:webHidden/>
-              </w:rPr>
-              <w:tab/>
-            </w:r>
-            <w:r>
-              <w:rPr>
-                <w:noProof/>
-                <w:webHidden/>
-              </w:rPr>
-              <w:fldChar w:fldCharType="begin"/>
-            </w:r>
-            <w:r>
-              <w:rPr>
-                <w:noProof/>
-                <w:webHidden/>
-              </w:rPr>
-              <w:instrText xml:space="preserve"> PAGEREF _Toc241504834 \h </w:instrText>
-            </w:r>
-            <w:r>
-              <w:rPr>
-                <w:noProof/>
-                <w:webHidden/>
-              </w:rPr>
-            </w:r>
-            <w:r>
-              <w:rPr>
-                <w:noProof/>
-                <w:webHidden/>
-              </w:rPr>
-              <w:fldChar w:fldCharType="separate"/>
-            </w:r>
-            <w:r>
-              <w:rPr>
-                <w:noProof/>
-                <w:webHidden/>
-              </w:rPr>
-              <w:t>5</w:t>
-            </w:r>
-            <w:r>
-              <w:rPr>
-                <w:noProof/>
-                <w:webHidden/>
-              </w:rPr>
-              <w:fldChar w:fldCharType="end"/>
-            </w:r>
-          </w:hyperlink>
-        </w:p>
-        <w:p>
-          <w:pPr>
-            <w:pStyle w:val="TDC3"/>
-            <w:tabs>
-              <w:tab w:val="left" w:pos="1320"/>
-              <w:tab w:val="right" w:leader="dot" w:pos="8828"/>
-            </w:tabs>
-            <w:rPr>
-              <w:rFonts w:eastAsiaTheme="minorEastAsia"/>
-              <w:i w:val="0"/>
-              <w:iCs w:val="0"/>
-              <w:noProof/>
-              <w:kern w:val="2"/>
-              <w:sz w:val="24"/>
-              <w:szCs w:val="24"/>
-              <w:lang w:val="es-CL" w:eastAsia="es-MX"/>
-              <w14:ligatures w14:val="standardContextual"/>
-            </w:rPr>
-          </w:pPr>
-          <w:hyperlink w:anchor="_Toc241504835" w:history="1">
-            <w:r>
-              <w:rPr>
-                <w:rStyle w:val="Hipervnculo"/>
-                <w:noProof/>
-              </w:rPr>
-              <w:t>4.2.1</w:t>
-            </w:r>
-            <w:r>
-              <w:rPr>
-                <w:rFonts w:eastAsiaTheme="minorEastAsia"/>
-                <w:i w:val="0"/>
-                <w:iCs w:val="0"/>
-                <w:noProof/>
-                <w:kern w:val="2"/>
-                <w:sz w:val="24"/>
-                <w:szCs w:val="24"/>
-                <w:lang w:val="es-CL" w:eastAsia="es-MX"/>
-                <w14:ligatures w14:val="standardContextual"/>
-              </w:rPr>
-              <w:tab/>
-            </w:r>
-            <w:r>
-              <w:rPr>
-                <w:rStyle w:val="Hipervnculo"/>
-                <w:noProof/>
-              </w:rPr>
-              <w:t>Modelo E-R</w:t>
-            </w:r>
-            <w:r>
-              <w:rPr>
-                <w:noProof/>
-                <w:webHidden/>
-              </w:rPr>
-              <w:tab/>
-            </w:r>
-            <w:r>
-              <w:rPr>
-                <w:noProof/>
-                <w:webHidden/>
-              </w:rPr>
-              <w:fldChar w:fldCharType="begin"/>
-            </w:r>
-            <w:r>
-              <w:rPr>
-                <w:noProof/>
-                <w:webHidden/>
-              </w:rPr>
-              <w:instrText xml:space="preserve"> PAGEREF _Toc241504835 \h </w:instrText>
-            </w:r>
-            <w:r>
-              <w:rPr>
-                <w:noProof/>
-                <w:webHidden/>
-              </w:rPr>
-            </w:r>
-            <w:r>
-              <w:rPr>
-                <w:noProof/>
-                <w:webHidden/>
-              </w:rPr>
-              <w:fldChar w:fldCharType="separate"/>
-            </w:r>
-            <w:r>
-              <w:rPr>
-                <w:noProof/>
-                <w:webHidden/>
-              </w:rPr>
-              <w:t>5</w:t>
-            </w:r>
-            <w:r>
-              <w:rPr>
-                <w:noProof/>
-                <w:webHidden/>
-              </w:rPr>
-              <w:fldChar w:fldCharType="end"/>
-            </w:r>
-          </w:hyperlink>
-        </w:p>
-        <w:p>
-          <w:pPr>
-            <w:pStyle w:val="TDC3"/>
-            <w:tabs>
-              <w:tab w:val="left" w:pos="1320"/>
-              <w:tab w:val="right" w:leader="dot" w:pos="8828"/>
-            </w:tabs>
-            <w:rPr>
-              <w:rFonts w:eastAsiaTheme="minorEastAsia"/>
-              <w:i w:val="0"/>
-              <w:iCs w:val="0"/>
-              <w:noProof/>
-              <w:kern w:val="2"/>
-              <w:sz w:val="24"/>
-              <w:szCs w:val="24"/>
-              <w:lang w:val="es-CL" w:eastAsia="es-MX"/>
-              <w14:ligatures w14:val="standardContextual"/>
-            </w:rPr>
-          </w:pPr>
-          <w:hyperlink w:anchor="_Toc241504836" w:history="1">
-            <w:r>
-              <w:rPr>
-                <w:rStyle w:val="Hipervnculo"/>
-                <w:noProof/>
-              </w:rPr>
-              <w:t>4.2.2</w:t>
-            </w:r>
-            <w:r>
-              <w:rPr>
-                <w:rFonts w:eastAsiaTheme="minorEastAsia"/>
-                <w:i w:val="0"/>
-                <w:iCs w:val="0"/>
-                <w:noProof/>
-                <w:kern w:val="2"/>
-                <w:sz w:val="24"/>
-                <w:szCs w:val="24"/>
-                <w:lang w:val="es-CL" w:eastAsia="es-MX"/>
-                <w14:ligatures w14:val="standardContextual"/>
-              </w:rPr>
-              <w:tab/>
-            </w:r>
-            <w:r>
-              <w:rPr>
-                <w:rStyle w:val="Hipervnculo"/>
-                <w:noProof/>
-              </w:rPr>
-              <w:t>Diagrama de Clases</w:t>
-            </w:r>
-            <w:r>
-              <w:rPr>
-                <w:noProof/>
-                <w:webHidden/>
-              </w:rPr>
-              <w:tab/>
-            </w:r>
-            <w:r>
-              <w:rPr>
-                <w:noProof/>
-                <w:webHidden/>
-              </w:rPr>
-              <w:fldChar w:fldCharType="begin"/>
-            </w:r>
-            <w:r>
-              <w:rPr>
-                <w:noProof/>
-                <w:webHidden/>
-              </w:rPr>
-              <w:instrText xml:space="preserve"> PAGEREF _Toc241504836 \h </w:instrText>
-            </w:r>
-            <w:r>
-              <w:rPr>
-                <w:noProof/>
-                <w:webHidden/>
-              </w:rPr>
-            </w:r>
-            <w:r>
-              <w:rPr>
-                <w:noProof/>
-                <w:webHidden/>
-              </w:rPr>
-              <w:fldChar w:fldCharType="separate"/>
-            </w:r>
-            <w:r>
-              <w:rPr>
-                <w:noProof/>
-                <w:webHidden/>
-              </w:rPr>
-              <w:t>5</w:t>
-            </w:r>
-            <w:r>
-              <w:rPr>
-                <w:noProof/>
-                <w:webHidden/>
-              </w:rPr>
-              <w:fldChar w:fldCharType="end"/>
-            </w:r>
-          </w:hyperlink>
-        </w:p>
-        <w:p>
-          <w:pPr>
-            <w:pStyle w:val="TDC3"/>
-            <w:tabs>
-              <w:tab w:val="left" w:pos="1320"/>
-              <w:tab w:val="right" w:leader="dot" w:pos="8828"/>
-            </w:tabs>
-            <w:rPr>
-              <w:rFonts w:eastAsiaTheme="minorEastAsia"/>
-              <w:i w:val="0"/>
-              <w:iCs w:val="0"/>
-              <w:noProof/>
-              <w:kern w:val="2"/>
-              <w:sz w:val="24"/>
-              <w:szCs w:val="24"/>
-              <w:lang w:val="es-CL" w:eastAsia="es-MX"/>
-              <w14:ligatures w14:val="standardContextual"/>
-            </w:rPr>
-          </w:pPr>
-          <w:hyperlink w:anchor="_Toc241504837" w:history="1">
-            <w:r>
-              <w:rPr>
-                <w:rStyle w:val="Hipervnculo"/>
-                <w:noProof/>
-              </w:rPr>
-              <w:t>4.2.3</w:t>
-            </w:r>
-            <w:r>
-              <w:rPr>
-                <w:rFonts w:eastAsiaTheme="minorEastAsia"/>
-                <w:i w:val="0"/>
-                <w:iCs w:val="0"/>
-                <w:noProof/>
-                <w:kern w:val="2"/>
-                <w:sz w:val="24"/>
-                <w:szCs w:val="24"/>
-                <w:lang w:val="es-CL" w:eastAsia="es-MX"/>
-                <w14:ligatures w14:val="standardContextual"/>
-              </w:rPr>
-              <w:tab/>
-            </w:r>
-            <w:r>
-              <w:rPr>
-                <w:rStyle w:val="Hipervnculo"/>
-                <w:noProof/>
-              </w:rPr>
-              <w:t>Diagrama de Secuencia</w:t>
-            </w:r>
-            <w:r>
-              <w:rPr>
-                <w:noProof/>
-                <w:webHidden/>
-              </w:rPr>
-              <w:tab/>
-            </w:r>
-            <w:r>
-              <w:rPr>
-                <w:noProof/>
-                <w:webHidden/>
-              </w:rPr>
-              <w:fldChar w:fldCharType="begin"/>
-            </w:r>
-            <w:r>
-              <w:rPr>
-                <w:noProof/>
-                <w:webHidden/>
-              </w:rPr>
-              <w:instrText xml:space="preserve"> PAGEREF _Toc241504837 \h </w:instrText>
-            </w:r>
-            <w:r>
-              <w:rPr>
-                <w:noProof/>
-                <w:webHidden/>
-              </w:rPr>
-            </w:r>
-            <w:r>
-              <w:rPr>
-                <w:noProof/>
-                <w:webHidden/>
-              </w:rPr>
-              <w:fldChar w:fldCharType="separate"/>
-            </w:r>
-            <w:r>
-              <w:rPr>
-                <w:noProof/>
-                <w:webHidden/>
-              </w:rPr>
-              <w:t>5</w:t>
-            </w:r>
-            <w:r>
-              <w:rPr>
-                <w:noProof/>
-                <w:webHidden/>
-              </w:rPr>
-              <w:fldChar w:fldCharType="end"/>
-            </w:r>
-          </w:hyperlink>
-        </w:p>
-        <w:p>
-          <w:pPr>
-            <w:pStyle w:val="TDC2"/>
-            <w:tabs>
-              <w:tab w:val="left" w:pos="880"/>
-              <w:tab w:val="right" w:leader="dot" w:pos="8828"/>
-            </w:tabs>
-            <w:rPr>
-              <w:rFonts w:eastAsiaTheme="minorEastAsia"/>
-              <w:smallCaps w:val="0"/>
-              <w:noProof/>
-              <w:kern w:val="2"/>
-              <w:sz w:val="24"/>
-              <w:szCs w:val="24"/>
-              <w:lang w:val="es-CL" w:eastAsia="es-MX"/>
-              <w14:ligatures w14:val="standardContextual"/>
-            </w:rPr>
-          </w:pPr>
-          <w:hyperlink w:anchor="_Toc241504838" w:history="1">
-            <w:r>
-              <w:rPr>
-                <w:rStyle w:val="Hipervnculo"/>
-                <w:noProof/>
-              </w:rPr>
-              <w:t>4.3</w:t>
-            </w:r>
-            <w:r>
-              <w:rPr>
-                <w:rFonts w:eastAsiaTheme="minorEastAsia"/>
-                <w:smallCaps w:val="0"/>
-                <w:noProof/>
-                <w:kern w:val="2"/>
-                <w:sz w:val="24"/>
-                <w:szCs w:val="24"/>
-                <w:lang w:val="es-CL" w:eastAsia="es-MX"/>
-                <w14:ligatures w14:val="standardContextual"/>
-              </w:rPr>
-              <w:tab/>
-            </w:r>
-            <w:r>
-              <w:rPr>
-                <w:rStyle w:val="Hipervnculo"/>
-                <w:noProof/>
-              </w:rPr>
-              <w:t>Vista Despliegue</w:t>
-            </w:r>
-            <w:r>
-              <w:rPr>
-                <w:noProof/>
-                <w:webHidden/>
-              </w:rPr>
-              <w:tab/>
-            </w:r>
-            <w:r>
-              <w:rPr>
-                <w:noProof/>
-                <w:webHidden/>
-              </w:rPr>
-              <w:fldChar w:fldCharType="begin"/>
-            </w:r>
-            <w:r>
-              <w:rPr>
-                <w:noProof/>
-                <w:webHidden/>
-              </w:rPr>
-              <w:instrText xml:space="preserve"> PAGEREF _Toc241504838 \h </w:instrText>
-            </w:r>
-            <w:r>
-              <w:rPr>
-                <w:noProof/>
-                <w:webHidden/>
-              </w:rPr>
-            </w:r>
-            <w:r>
-              <w:rPr>
-                <w:noProof/>
-                <w:webHidden/>
-              </w:rPr>
-              <w:fldChar w:fldCharType="separate"/>
-            </w:r>
-            <w:r>
-              <w:rPr>
-                <w:noProof/>
-                <w:webHidden/>
-              </w:rPr>
-              <w:t>5</w:t>
-            </w:r>
-            <w:r>
-              <w:rPr>
-                <w:noProof/>
-                <w:webHidden/>
-              </w:rPr>
-              <w:fldChar w:fldCharType="end"/>
-            </w:r>
-          </w:hyperlink>
-        </w:p>
-        <w:p>
-          <w:pPr>
-            <w:pStyle w:val="TDC3"/>
-            <w:tabs>
-              <w:tab w:val="left" w:pos="1320"/>
-              <w:tab w:val="right" w:leader="dot" w:pos="8828"/>
-            </w:tabs>
-            <w:rPr>
-              <w:rFonts w:eastAsiaTheme="minorEastAsia"/>
-              <w:i w:val="0"/>
-              <w:iCs w:val="0"/>
-              <w:noProof/>
-              <w:kern w:val="2"/>
-              <w:sz w:val="24"/>
-              <w:szCs w:val="24"/>
-              <w:lang w:val="es-CL" w:eastAsia="es-MX"/>
-              <w14:ligatures w14:val="standardContextual"/>
-            </w:rPr>
-          </w:pPr>
-          <w:hyperlink w:anchor="_Toc241504839" w:history="1">
-            <w:r>
-              <w:rPr>
-                <w:rStyle w:val="Hipervnculo"/>
-                <w:noProof/>
-              </w:rPr>
-              <w:t>4.3.1</w:t>
-            </w:r>
-            <w:r>
-              <w:rPr>
-                <w:rFonts w:eastAsiaTheme="minorEastAsia"/>
-                <w:i w:val="0"/>
-                <w:iCs w:val="0"/>
-                <w:noProof/>
-                <w:kern w:val="2"/>
-                <w:sz w:val="24"/>
-                <w:szCs w:val="24"/>
-                <w:lang w:val="es-CL" w:eastAsia="es-MX"/>
-                <w14:ligatures w14:val="standardContextual"/>
-              </w:rPr>
-              <w:tab/>
-            </w:r>
-            <w:r>
-              <w:rPr>
-                <w:rStyle w:val="Hipervnculo"/>
-                <w:noProof/>
-              </w:rPr>
-              <w:t>Diagrama de Componentes</w:t>
-            </w:r>
-            <w:r>
-              <w:rPr>
-                <w:noProof/>
-                <w:webHidden/>
-              </w:rPr>
-              <w:tab/>
-            </w:r>
-            <w:r>
-              <w:rPr>
-                <w:noProof/>
-                <w:webHidden/>
-              </w:rPr>
-              <w:fldChar w:fldCharType="begin"/>
-            </w:r>
-            <w:r>
-              <w:rPr>
-                <w:noProof/>
-                <w:webHidden/>
-              </w:rPr>
-              <w:instrText xml:space="preserve"> PAGEREF _Toc241504839 \h </w:instrText>
-            </w:r>
-            <w:r>
-              <w:rPr>
-                <w:noProof/>
-                <w:webHidden/>
-              </w:rPr>
-            </w:r>
-            <w:r>
-              <w:rPr>
-                <w:noProof/>
-                <w:webHidden/>
-              </w:rPr>
-              <w:fldChar w:fldCharType="separate"/>
-            </w:r>
-            <w:r>
-              <w:rPr>
-                <w:noProof/>
-                <w:webHidden/>
-              </w:rPr>
-              <w:t>5</w:t>
-            </w:r>
-            <w:r>
-              <w:rPr>
-                <w:noProof/>
-                <w:webHidden/>
-              </w:rPr>
-              <w:fldChar w:fldCharType="end"/>
-            </w:r>
-          </w:hyperlink>
-        </w:p>
-        <w:p>
-          <w:pPr>
-            <w:jc w:val="both"/>
-            <w:rPr>
-              <w:rFonts w:cstheme="minorHAnsi"/>
-              <w:lang w:val="es-ES"/>
-            </w:rPr>
-          </w:pPr>
-          <w:r>
-            <w:rPr>
-              <w:rFonts w:cstheme="minorHAnsi"/>
-              <w:lang w:val="es-ES"/>
-            </w:rPr>
-            <w:fldChar w:fldCharType="end"/>
-          </w:r>
-        </w:p>
-      </w:sdtContent>
-    </w:sdt>
-    <w:p>
-      <w:pPr>
-        <w:pStyle w:val="Ttulo1"/>
-        <w:jc w:val="both"/>
-        <w:rPr>
-          <w:rFonts w:asciiTheme="minorHAnsi" w:eastAsia="Times New Roman" w:hAnsiTheme="minorHAnsi" w:cstheme="minorHAnsi"/>
-          <w:kern w:val="32"/>
-        </w:rPr>
-      </w:pPr>
-      <w:bookmarkStart w:id="0" w:name="_Toc33411057"/>
-      <w:bookmarkStart w:id="1" w:name="_Toc241504830"/>
       <w:r>
-        <w:rPr>
-          <w:rFonts w:asciiTheme="minorHAnsi" w:eastAsia="Times New Roman" w:hAnsiTheme="minorHAnsi" w:cstheme="minorHAnsi"/>
-          <w:kern w:val="32"/>
-        </w:rPr>
         <w:t>Ficha del documento</w:t>
       </w:r>
-      <w:bookmarkEnd w:id="0"/>
-      <w:bookmarkEnd w:id="1"/>
     </w:p>
     <w:p>
-      <w:pPr>
-        <w:spacing w:after="0" w:line="240" w:lineRule="auto"/>
-        <w:jc w:val="both"/>
-        <w:rPr>
-          <w:rFonts w:eastAsia="Times New Roman" w:cstheme="minorHAnsi"/>
-          <w:sz w:val="20"/>
-          <w:szCs w:val="24"/>
-          <w:lang w:val="es-ES" w:eastAsia="es-ES"/>
-        </w:rPr>
-      </w:pPr>
+      <w:r>
+        <w:t>Integrantes</w:t>
+      </w:r>
     </w:p>
     <w:p>
-      <w:pPr>
-        <w:spacing w:after="0" w:line="240" w:lineRule="auto"/>
-        <w:jc w:val="both"/>
-        <w:rPr>
-          <w:rFonts w:eastAsia="Times New Roman" w:cstheme="minorHAnsi"/>
-          <w:sz w:val="20"/>
-          <w:szCs w:val="24"/>
-          <w:lang w:val="es-ES" w:eastAsia="es-ES"/>
-        </w:rPr>
-      </w:pPr>
+      <w:r>
+        <w:t>Diseño</w:t>
+      </w:r>
+    </w:p>
+    <w:p>
+      <w:r>
+        <w:t>Diagrama de Casos de Uso</w:t>
+      </w:r>
+    </w:p>
+    <w:p>
+      <w:r>
+        <w:t>Vista Lógica</w:t>
+      </w:r>
+    </w:p>
+    <w:p>
+      <w:r>
+        <w:t>Vista Despliegue</w:t>
+      </w:r>
+    </w:p>
+    <w:p>
+      <w:pPr>
+        <w:pStyle w:val="Ttulo1"/>
+      </w:pPr>
+      <w:r>
+        <w:t>Ficha del documento</w:t>
+      </w:r>
     </w:p>
     <w:tbl>
       <w:tblPr>
-        <w:tblStyle w:val="Tablaconcuadrcula1"/>
-        <w:tblW w:w="0" w:type="auto"/>
-        <w:tblBorders>
-          <w:top w:val="single" w:sz="4" w:space="0" w:color="808080"/>
-          <w:left w:val="single" w:sz="4" w:space="0" w:color="808080"/>
-          <w:bottom w:val="single" w:sz="4" w:space="0" w:color="808080"/>
-          <w:right w:val="single" w:sz="4" w:space="0" w:color="808080"/>
-          <w:insideH w:val="single" w:sz="4" w:space="0" w:color="808080"/>
-          <w:insideV w:val="single" w:sz="4" w:space="0" w:color="808080"/>
-        </w:tblBorders>
-        <w:tblLook w:val="01E0" w:firstRow="1" w:lastRow="1" w:firstColumn="1" w:lastColumn="1" w:noHBand="0" w:noVBand="0"/>
+        <w:tblW w:type="auto" w:w="0"/>
+        <w:tblLayout w:type="fixed"/>
+        <w:tblLook w:firstColumn="1" w:firstRow="1" w:lastColumn="0" w:lastRow="0" w:noHBand="0" w:noVBand="1" w:val="04A0"/>
       </w:tblPr>
       <w:tblGrid>
-        <w:gridCol w:w="1188"/>
-        <w:gridCol w:w="1080"/>
-        <w:gridCol w:w="3060"/>
-        <w:gridCol w:w="3316"/>
+        <w:gridCol w:w="2209"/>
+        <w:gridCol w:w="2209"/>
+        <w:gridCol w:w="2209"/>
+        <w:gridCol w:w="2209"/>
       </w:tblGrid>
       <w:tr>
+        <w:trPr>
+          <w:tblHeader/>
+        </w:trPr>
         <w:tc>
           <w:tcPr>
-            <w:tcW w:w="1188" w:type="dxa"/>
-            <w:shd w:val="clear" w:color="auto" w:fill="E6E6E6"/>
+            <w:tcW w:type="dxa" w:w="2209"/>
+            <w:tcBorders>
+              <w:top w:val="single" w:sz="4" w:color="D9D9D9"/>
+              <w:left w:val="single" w:sz="4" w:color="D9D9D9"/>
+              <w:bottom w:val="single" w:sz="4" w:color="D9D9D9"/>
+              <w:right w:val="single" w:sz="4" w:color="D9D9D9"/>
+            </w:tcBorders>
+            <w:tcMar>
+              <w:top w:w="80" w:type="dxa"/>
+              <w:left w:w="80" w:type="dxa"/>
+              <w:bottom w:w="80" w:type="dxa"/>
+              <w:right w:w="80" w:type="dxa"/>
+            </w:tcMar>
           </w:tcPr>
           <w:p>
             <w:pPr>
-              <w:jc w:val="both"/>
-              <w:rPr>
-                <w:rFonts w:asciiTheme="minorHAnsi" w:hAnsiTheme="minorHAnsi" w:cstheme="minorHAnsi"/>
-                <w:b/>
-                <w:szCs w:val="24"/>
-                <w:lang w:val="es-ES" w:eastAsia="es-ES"/>
-              </w:rPr>
+              <w:keepNext w:val="0"/>
+              <w:keepLines w:val="0"/>
+              <w:spacing w:after="100" w:line="240" w:lineRule="auto"/>
             </w:pPr>
             <w:r>
               <w:rPr>
-                <w:rFonts w:asciiTheme="minorHAnsi" w:hAnsiTheme="minorHAnsi" w:cstheme="minorHAnsi"/>
-                <w:b/>
-                <w:szCs w:val="24"/>
-                <w:lang w:val="es-ES" w:eastAsia="es-ES"/>
+                <w:rFonts w:ascii="Arial" w:hAnsi="Arial"/>
+                <w:b w:val="0"/>
+                <w:color w:val="000000"/>
+                <w:sz w:val="22"/>
               </w:rPr>
               <w:t>Fecha</w:t>
             </w:r>
@@ -1619,25 +538,32 @@
         </w:tc>
         <w:tc>
           <w:tcPr>
-            <w:tcW w:w="1080" w:type="dxa"/>
-            <w:shd w:val="clear" w:color="auto" w:fill="E6E6E6"/>
+            <w:tcW w:type="dxa" w:w="2209"/>
+            <w:tcBorders>
+              <w:top w:val="single" w:sz="4" w:color="D9D9D9"/>
+              <w:left w:val="single" w:sz="4" w:color="D9D9D9"/>
+              <w:bottom w:val="single" w:sz="4" w:color="D9D9D9"/>
+              <w:right w:val="single" w:sz="4" w:color="D9D9D9"/>
+            </w:tcBorders>
+            <w:tcMar>
+              <w:top w:w="80" w:type="dxa"/>
+              <w:left w:w="80" w:type="dxa"/>
+              <w:bottom w:w="80" w:type="dxa"/>
+              <w:right w:w="80" w:type="dxa"/>
+            </w:tcMar>
           </w:tcPr>
           <w:p>
             <w:pPr>
-              <w:jc w:val="both"/>
-              <w:rPr>
-                <w:rFonts w:asciiTheme="minorHAnsi" w:hAnsiTheme="minorHAnsi" w:cstheme="minorHAnsi"/>
-                <w:b/>
-                <w:szCs w:val="24"/>
-                <w:lang w:val="es-ES" w:eastAsia="es-ES"/>
-              </w:rPr>
+              <w:keepNext w:val="0"/>
+              <w:keepLines w:val="0"/>
+              <w:spacing w:after="100" w:line="240" w:lineRule="auto"/>
             </w:pPr>
             <w:r>
               <w:rPr>
-                <w:rFonts w:asciiTheme="minorHAnsi" w:hAnsiTheme="minorHAnsi" w:cstheme="minorHAnsi"/>
-                <w:b/>
-                <w:szCs w:val="24"/>
-                <w:lang w:val="es-ES" w:eastAsia="es-ES"/>
+                <w:rFonts w:ascii="Arial" w:hAnsi="Arial"/>
+                <w:b w:val="0"/>
+                <w:color w:val="000000"/>
+                <w:sz w:val="22"/>
               </w:rPr>
               <w:t>Revisión</w:t>
             </w:r>
@@ -1645,51 +571,65 @@
         </w:tc>
         <w:tc>
           <w:tcPr>
-            <w:tcW w:w="3060" w:type="dxa"/>
-            <w:shd w:val="clear" w:color="auto" w:fill="E6E6E6"/>
+            <w:tcW w:type="dxa" w:w="2209"/>
+            <w:tcBorders>
+              <w:top w:val="single" w:sz="4" w:color="D9D9D9"/>
+              <w:left w:val="single" w:sz="4" w:color="D9D9D9"/>
+              <w:bottom w:val="single" w:sz="4" w:color="D9D9D9"/>
+              <w:right w:val="single" w:sz="4" w:color="D9D9D9"/>
+            </w:tcBorders>
+            <w:tcMar>
+              <w:top w:w="80" w:type="dxa"/>
+              <w:left w:w="80" w:type="dxa"/>
+              <w:bottom w:w="80" w:type="dxa"/>
+              <w:right w:w="80" w:type="dxa"/>
+            </w:tcMar>
           </w:tcPr>
           <w:p>
             <w:pPr>
-              <w:jc w:val="both"/>
-              <w:rPr>
-                <w:rFonts w:asciiTheme="minorHAnsi" w:hAnsiTheme="minorHAnsi" w:cstheme="minorHAnsi"/>
-                <w:b/>
-                <w:szCs w:val="24"/>
-                <w:lang w:val="es-ES" w:eastAsia="es-ES"/>
-              </w:rPr>
+              <w:keepNext w:val="0"/>
+              <w:keepLines w:val="0"/>
+              <w:spacing w:after="100" w:line="240" w:lineRule="auto"/>
             </w:pPr>
             <w:r>
               <w:rPr>
-                <w:rFonts w:asciiTheme="minorHAnsi" w:hAnsiTheme="minorHAnsi" w:cstheme="minorHAnsi"/>
-                <w:b/>
-                <w:szCs w:val="24"/>
-                <w:lang w:val="es-ES" w:eastAsia="es-ES"/>
+                <w:rFonts w:ascii="Arial" w:hAnsi="Arial"/>
+                <w:b w:val="0"/>
+                <w:color w:val="000000"/>
+                <w:sz w:val="22"/>
               </w:rPr>
-              <w:t>Autor</w:t>
+              <w:t>Autores</w:t>
             </w:r>
           </w:p>
         </w:tc>
         <w:tc>
           <w:tcPr>
-            <w:tcW w:w="3316" w:type="dxa"/>
-            <w:shd w:val="clear" w:color="auto" w:fill="E6E6E6"/>
+            <w:tcW w:type="dxa" w:w="2209"/>
+            <w:tcBorders>
+              <w:top w:val="single" w:sz="4" w:color="D9D9D9"/>
+              <w:left w:val="single" w:sz="4" w:color="D9D9D9"/>
+              <w:bottom w:val="single" w:sz="4" w:color="D9D9D9"/>
+              <w:right w:val="single" w:sz="4" w:color="D9D9D9"/>
+            </w:tcBorders>
+            <w:tcMar>
+              <w:top w:w="80" w:type="dxa"/>
+              <w:left w:w="80" w:type="dxa"/>
+              <w:bottom w:w="80" w:type="dxa"/>
+              <w:right w:w="80" w:type="dxa"/>
+            </w:tcMar>
           </w:tcPr>
           <w:p>
             <w:pPr>
-              <w:jc w:val="both"/>
-              <w:rPr>
-                <w:rFonts w:asciiTheme="minorHAnsi" w:hAnsiTheme="minorHAnsi" w:cstheme="minorHAnsi"/>
-                <w:b/>
-                <w:szCs w:val="24"/>
-                <w:lang w:val="es-ES" w:eastAsia="es-ES"/>
-              </w:rPr>
+              <w:keepNext w:val="0"/>
+              <w:keepLines w:val="0"/>
+              <w:spacing w:after="100" w:line="240" w:lineRule="auto"/>
             </w:pPr>
             <w:r>
               <w:rPr>
-                <w:rFonts w:asciiTheme="minorHAnsi" w:hAnsiTheme="minorHAnsi" w:cstheme="minorHAnsi"/>
-                <w:b/>
-                <w:szCs w:val="24"/>
-                <w:lang w:val="es-ES" w:eastAsia="es-ES"/>
+                <w:rFonts w:ascii="Arial" w:hAnsi="Arial"/>
+                <w:b w:val="0"/>
+                <w:color w:val="000000"/>
+                <w:sz w:val="22"/>
               </w:rPr>
               <w:t>Modificación</w:t>
             </w:r>
@@ -1697,943 +637,705 @@
         </w:tc>
       </w:tr>
       <w:tr>
-        <w:trPr>
-          <w:trHeight w:val="1134"/>
-        </w:trPr>
         <w:tc>
           <w:tcPr>
-            <w:tcW w:w="1188" w:type="dxa"/>
-            <w:vAlign w:val="center"/>
+            <w:tcW w:type="dxa" w:w="2209"/>
+            <w:tcBorders>
+              <w:top w:val="single" w:sz="4" w:color="D9D9D9"/>
+              <w:left w:val="single" w:sz="4" w:color="D9D9D9"/>
+              <w:bottom w:val="single" w:sz="4" w:color="D9D9D9"/>
+              <w:right w:val="single" w:sz="4" w:color="D9D9D9"/>
+            </w:tcBorders>
+            <w:tcMar>
+              <w:top w:w="80" w:type="dxa"/>
+              <w:left w:w="80" w:type="dxa"/>
+              <w:bottom w:w="80" w:type="dxa"/>
+              <w:right w:w="80" w:type="dxa"/>
+            </w:tcMar>
           </w:tcPr>
           <w:p>
             <w:pPr>
-              <w:jc w:val="both"/>
-              <w:rPr>
-                <w:rFonts w:asciiTheme="minorHAnsi" w:hAnsiTheme="minorHAnsi" w:cstheme="minorHAnsi"/>
-                <w:i/>
-                <w:color w:val="FF0000"/>
-                <w:szCs w:val="24"/>
-                <w:lang w:val="es-ES" w:eastAsia="es-ES"/>
-              </w:rPr>
+              <w:keepNext w:val="0"/>
+              <w:keepLines w:val="0"/>
+              <w:spacing w:after="100" w:line="240" w:lineRule="auto"/>
             </w:pPr>
             <w:r>
               <w:rPr>
-                <w:rFonts w:cstheme="minorHAnsi"/>
-                <w:i/>
-                <w:color w:val="FF0000"/>
-                <w:szCs w:val="24"/>
-                <w:lang w:val="es-ES" w:eastAsia="es-ES"/>
+                <w:rFonts w:ascii="Arial" w:hAnsi="Arial"/>
+                <w:b w:val="0"/>
+                <w:color w:val="000000"/>
+                <w:sz w:val="22"/>
               </w:rPr>
-              <w:fldChar w:fldCharType="begin"/>
-            </w:r>
-            <w:r>
-              <w:rPr>
-                <w:rFonts w:asciiTheme="minorHAnsi" w:hAnsiTheme="minorHAnsi" w:cstheme="minorHAnsi"/>
-                <w:i/>
-                <w:color w:val="FF0000"/>
-                <w:szCs w:val="24"/>
-                <w:lang w:val="es-ES" w:eastAsia="es-ES"/>
-              </w:rPr>
-              <w:instrText>MACROBUTTON NoMacro [Fecha]</w:instrText>
-            </w:r>
-            <w:r>
-              <w:rPr>
-                <w:rFonts w:cstheme="minorHAnsi"/>
-                <w:i/>
-                <w:color w:val="FF0000"/>
-                <w:szCs w:val="24"/>
-                <w:lang w:val="es-ES" w:eastAsia="es-ES"/>
-              </w:rPr>
-              <w:fldChar w:fldCharType="end"/>
+              <w:t>16-10-2026</w:t>
             </w:r>
           </w:p>
         </w:tc>
         <w:tc>
           <w:tcPr>
-            <w:tcW w:w="1080" w:type="dxa"/>
-            <w:vAlign w:val="center"/>
+            <w:tcW w:type="dxa" w:w="2209"/>
+            <w:tcBorders>
+              <w:top w:val="single" w:sz="4" w:color="D9D9D9"/>
+              <w:left w:val="single" w:sz="4" w:color="D9D9D9"/>
+              <w:bottom w:val="single" w:sz="4" w:color="D9D9D9"/>
+              <w:right w:val="single" w:sz="4" w:color="D9D9D9"/>
+            </w:tcBorders>
+            <w:tcMar>
+              <w:top w:w="80" w:type="dxa"/>
+              <w:left w:w="80" w:type="dxa"/>
+              <w:bottom w:w="80" w:type="dxa"/>
+              <w:right w:w="80" w:type="dxa"/>
+            </w:tcMar>
           </w:tcPr>
           <w:p>
             <w:pPr>
-              <w:jc w:val="both"/>
-              <w:rPr>
-                <w:rFonts w:asciiTheme="minorHAnsi" w:hAnsiTheme="minorHAnsi" w:cstheme="minorHAnsi"/>
-                <w:i/>
-                <w:color w:val="FF0000"/>
-                <w:szCs w:val="24"/>
-                <w:lang w:val="es-ES" w:eastAsia="es-ES"/>
-              </w:rPr>
+              <w:keepNext w:val="0"/>
+              <w:keepLines w:val="0"/>
+              <w:spacing w:after="100" w:line="240" w:lineRule="auto"/>
             </w:pPr>
             <w:r>
               <w:rPr>
-                <w:rFonts w:cstheme="minorHAnsi"/>
-                <w:i/>
-                <w:color w:val="FF0000"/>
-                <w:szCs w:val="24"/>
-                <w:lang w:val="es-ES" w:eastAsia="es-ES"/>
+                <w:rFonts w:ascii="Arial" w:hAnsi="Arial"/>
+                <w:b w:val="0"/>
+                <w:color w:val="000000"/>
+                <w:sz w:val="22"/>
               </w:rPr>
-              <w:fldChar w:fldCharType="begin"/>
-            </w:r>
-            <w:r>
-              <w:rPr>
-                <w:rFonts w:asciiTheme="minorHAnsi" w:hAnsiTheme="minorHAnsi" w:cstheme="minorHAnsi"/>
-                <w:i/>
-                <w:color w:val="FF0000"/>
-                <w:szCs w:val="24"/>
-                <w:lang w:val="es-ES" w:eastAsia="es-ES"/>
-              </w:rPr>
-              <w:instrText>MACROBUTTON NoMacro [Rev]</w:instrText>
-            </w:r>
-            <w:r>
-              <w:rPr>
-                <w:rFonts w:cstheme="minorHAnsi"/>
-                <w:i/>
-                <w:color w:val="FF0000"/>
-                <w:szCs w:val="24"/>
-                <w:lang w:val="es-ES" w:eastAsia="es-ES"/>
-              </w:rPr>
-              <w:fldChar w:fldCharType="end"/>
+              <w:t>02</w:t>
             </w:r>
           </w:p>
         </w:tc>
         <w:tc>
           <w:tcPr>
-            <w:tcW w:w="3060" w:type="dxa"/>
-            <w:vAlign w:val="center"/>
+            <w:tcW w:type="dxa" w:w="2209"/>
+            <w:tcBorders>
+              <w:top w:val="single" w:sz="4" w:color="D9D9D9"/>
+              <w:left w:val="single" w:sz="4" w:color="D9D9D9"/>
+              <w:bottom w:val="single" w:sz="4" w:color="D9D9D9"/>
+              <w:right w:val="single" w:sz="4" w:color="D9D9D9"/>
+            </w:tcBorders>
+            <w:tcMar>
+              <w:top w:w="80" w:type="dxa"/>
+              <w:left w:w="80" w:type="dxa"/>
+              <w:bottom w:w="80" w:type="dxa"/>
+              <w:right w:w="80" w:type="dxa"/>
+            </w:tcMar>
           </w:tcPr>
           <w:p>
             <w:pPr>
-              <w:jc w:val="both"/>
-              <w:rPr>
-                <w:rFonts w:asciiTheme="minorHAnsi" w:hAnsiTheme="minorHAnsi" w:cstheme="minorHAnsi"/>
-                <w:i/>
-                <w:color w:val="FF0000"/>
-                <w:szCs w:val="24"/>
-                <w:lang w:val="es-ES" w:eastAsia="es-ES"/>
-              </w:rPr>
+              <w:keepNext w:val="0"/>
+              <w:keepLines w:val="0"/>
+              <w:spacing w:after="100" w:line="240" w:lineRule="auto"/>
             </w:pPr>
             <w:r>
               <w:rPr>
-                <w:rFonts w:cstheme="minorHAnsi"/>
-                <w:i/>
-                <w:color w:val="FF0000"/>
-                <w:szCs w:val="24"/>
-                <w:lang w:val="es-ES" w:eastAsia="es-ES"/>
+                <w:rFonts w:ascii="Arial" w:hAnsi="Arial"/>
+                <w:b w:val="0"/>
+                <w:color w:val="000000"/>
+                <w:sz w:val="22"/>
               </w:rPr>
-              <w:fldChar w:fldCharType="begin"/>
-            </w:r>
-            <w:r>
-              <w:rPr>
-                <w:rFonts w:asciiTheme="minorHAnsi" w:hAnsiTheme="minorHAnsi" w:cstheme="minorHAnsi"/>
-                <w:i/>
-                <w:color w:val="FF0000"/>
-                <w:szCs w:val="24"/>
-                <w:lang w:val="es-ES" w:eastAsia="es-ES"/>
-              </w:rPr>
-              <w:instrText>MACROBUTTON NoMacro [Descripcion]</w:instrText>
-            </w:r>
-            <w:r>
-              <w:rPr>
-                <w:rFonts w:cstheme="minorHAnsi"/>
-                <w:i/>
-                <w:color w:val="FF0000"/>
-                <w:szCs w:val="24"/>
-                <w:lang w:val="es-ES" w:eastAsia="es-ES"/>
-              </w:rPr>
-              <w:fldChar w:fldCharType="end"/>
+              <w:t>Daniel Ávila y Raúl González</w:t>
             </w:r>
           </w:p>
         </w:tc>
         <w:tc>
           <w:tcPr>
-            <w:tcW w:w="3316" w:type="dxa"/>
-            <w:vAlign w:val="center"/>
+            <w:tcW w:type="dxa" w:w="2209"/>
+            <w:tcBorders>
+              <w:top w:val="single" w:sz="4" w:color="D9D9D9"/>
+              <w:left w:val="single" w:sz="4" w:color="D9D9D9"/>
+              <w:bottom w:val="single" w:sz="4" w:color="D9D9D9"/>
+              <w:right w:val="single" w:sz="4" w:color="D9D9D9"/>
+            </w:tcBorders>
+            <w:tcMar>
+              <w:top w:w="80" w:type="dxa"/>
+              <w:left w:w="80" w:type="dxa"/>
+              <w:bottom w:w="80" w:type="dxa"/>
+              <w:right w:w="80" w:type="dxa"/>
+            </w:tcMar>
           </w:tcPr>
           <w:p>
             <w:pPr>
-              <w:jc w:val="both"/>
-              <w:rPr>
-                <w:rFonts w:asciiTheme="minorHAnsi" w:hAnsiTheme="minorHAnsi" w:cstheme="minorHAnsi"/>
-                <w:i/>
-                <w:color w:val="FF0000"/>
-                <w:szCs w:val="24"/>
-                <w:lang w:val="es-ES" w:eastAsia="es-ES"/>
-              </w:rPr>
+              <w:keepNext w:val="0"/>
+              <w:keepLines w:val="0"/>
+              <w:spacing w:after="100" w:line="240" w:lineRule="auto"/>
             </w:pPr>
             <w:r>
               <w:rPr>
-                <w:rFonts w:cstheme="minorHAnsi"/>
-                <w:i/>
-                <w:color w:val="FF0000"/>
-                <w:szCs w:val="24"/>
-                <w:lang w:val="es-ES" w:eastAsia="es-ES"/>
+                <w:rFonts w:ascii="Arial" w:hAnsi="Arial"/>
+                <w:b w:val="0"/>
+                <w:color w:val="000000"/>
+                <w:sz w:val="22"/>
               </w:rPr>
-              <w:fldChar w:fldCharType="begin"/>
-            </w:r>
-            <w:r>
-              <w:rPr>
-                <w:rFonts w:asciiTheme="minorHAnsi" w:hAnsiTheme="minorHAnsi" w:cstheme="minorHAnsi"/>
-                <w:i/>
-                <w:color w:val="FF0000"/>
-                <w:szCs w:val="24"/>
-                <w:lang w:val="es-ES" w:eastAsia="es-ES"/>
-              </w:rPr>
-              <w:instrText>MACROBUTTON NoMacro [Descripcion]</w:instrText>
-            </w:r>
-            <w:r>
-              <w:rPr>
-                <w:rFonts w:cstheme="minorHAnsi"/>
-                <w:i/>
-                <w:color w:val="FF0000"/>
-                <w:szCs w:val="24"/>
-                <w:lang w:val="es-ES" w:eastAsia="es-ES"/>
-              </w:rPr>
-              <w:fldChar w:fldCharType="end"/>
-            </w:r>
-          </w:p>
-        </w:tc>
-      </w:tr>
-      <w:tr>
-        <w:trPr>
-          <w:trHeight w:val="1134"/>
-        </w:trPr>
-        <w:tc>
-          <w:tcPr>
-            <w:tcW w:w="1188" w:type="dxa"/>
-            <w:vAlign w:val="center"/>
-          </w:tcPr>
-          <w:p>
-            <w:pPr>
-              <w:jc w:val="both"/>
-              <w:rPr>
-                <w:rFonts w:asciiTheme="minorHAnsi" w:hAnsiTheme="minorHAnsi" w:cstheme="minorHAnsi"/>
-                <w:i/>
-                <w:color w:val="FF0000"/>
-                <w:szCs w:val="24"/>
-                <w:lang w:val="es-ES" w:eastAsia="es-ES"/>
-              </w:rPr>
-            </w:pPr>
-            <w:r>
-              <w:rPr>
-                <w:rFonts w:cstheme="minorHAnsi"/>
-                <w:i/>
-                <w:color w:val="FF0000"/>
-                <w:szCs w:val="24"/>
-                <w:lang w:val="es-ES" w:eastAsia="es-ES"/>
-              </w:rPr>
-              <w:fldChar w:fldCharType="begin"/>
-            </w:r>
-            <w:r>
-              <w:rPr>
-                <w:rFonts w:asciiTheme="minorHAnsi" w:hAnsiTheme="minorHAnsi" w:cstheme="minorHAnsi"/>
-                <w:i/>
-                <w:color w:val="FF0000"/>
-                <w:szCs w:val="24"/>
-                <w:lang w:val="es-ES" w:eastAsia="es-ES"/>
-              </w:rPr>
-              <w:instrText>MACROBUTTON NoMacro [Fecha]</w:instrText>
-            </w:r>
-            <w:r>
-              <w:rPr>
-                <w:rFonts w:cstheme="minorHAnsi"/>
-                <w:i/>
-                <w:color w:val="FF0000"/>
-                <w:szCs w:val="24"/>
-                <w:lang w:val="es-ES" w:eastAsia="es-ES"/>
-              </w:rPr>
-              <w:fldChar w:fldCharType="end"/>
-            </w:r>
-          </w:p>
-        </w:tc>
-        <w:tc>
-          <w:tcPr>
-            <w:tcW w:w="1080" w:type="dxa"/>
-            <w:vAlign w:val="center"/>
-          </w:tcPr>
-          <w:p>
-            <w:pPr>
-              <w:jc w:val="both"/>
-              <w:rPr>
-                <w:rFonts w:asciiTheme="minorHAnsi" w:hAnsiTheme="minorHAnsi" w:cstheme="minorHAnsi"/>
-                <w:i/>
-                <w:color w:val="FF0000"/>
-                <w:szCs w:val="24"/>
-                <w:lang w:val="es-ES" w:eastAsia="es-ES"/>
-              </w:rPr>
-            </w:pPr>
-            <w:r>
-              <w:rPr>
-                <w:rFonts w:cstheme="minorHAnsi"/>
-                <w:i/>
-                <w:color w:val="FF0000"/>
-                <w:szCs w:val="24"/>
-                <w:lang w:val="es-ES" w:eastAsia="es-ES"/>
-              </w:rPr>
-              <w:fldChar w:fldCharType="begin"/>
-            </w:r>
-            <w:r>
-              <w:rPr>
-                <w:rFonts w:asciiTheme="minorHAnsi" w:hAnsiTheme="minorHAnsi" w:cstheme="minorHAnsi"/>
-                <w:i/>
-                <w:color w:val="FF0000"/>
-                <w:szCs w:val="24"/>
-                <w:lang w:val="es-ES" w:eastAsia="es-ES"/>
-              </w:rPr>
-              <w:instrText>MACROBUTTON NoMacro [Rev]</w:instrText>
-            </w:r>
-            <w:r>
-              <w:rPr>
-                <w:rFonts w:cstheme="minorHAnsi"/>
-                <w:i/>
-                <w:color w:val="FF0000"/>
-                <w:szCs w:val="24"/>
-                <w:lang w:val="es-ES" w:eastAsia="es-ES"/>
-              </w:rPr>
-              <w:fldChar w:fldCharType="end"/>
-            </w:r>
-          </w:p>
-        </w:tc>
-        <w:tc>
-          <w:tcPr>
-            <w:tcW w:w="3060" w:type="dxa"/>
-            <w:vAlign w:val="center"/>
-          </w:tcPr>
-          <w:p>
-            <w:pPr>
-              <w:jc w:val="both"/>
-              <w:rPr>
-                <w:rFonts w:asciiTheme="minorHAnsi" w:hAnsiTheme="minorHAnsi" w:cstheme="minorHAnsi"/>
-                <w:i/>
-                <w:color w:val="FF0000"/>
-                <w:szCs w:val="24"/>
-                <w:lang w:val="es-ES" w:eastAsia="es-ES"/>
-              </w:rPr>
-            </w:pPr>
-            <w:r>
-              <w:rPr>
-                <w:rFonts w:cstheme="minorHAnsi"/>
-                <w:i/>
-                <w:color w:val="FF0000"/>
-                <w:szCs w:val="24"/>
-                <w:lang w:val="es-ES" w:eastAsia="es-ES"/>
-              </w:rPr>
-              <w:fldChar w:fldCharType="begin"/>
-            </w:r>
-            <w:r>
-              <w:rPr>
-                <w:rFonts w:asciiTheme="minorHAnsi" w:hAnsiTheme="minorHAnsi" w:cstheme="minorHAnsi"/>
-                <w:i/>
-                <w:color w:val="FF0000"/>
-                <w:szCs w:val="24"/>
-                <w:lang w:val="es-ES" w:eastAsia="es-ES"/>
-              </w:rPr>
-              <w:instrText>MACROBUTTON NoMacro [Descripcion]</w:instrText>
-            </w:r>
-            <w:r>
-              <w:rPr>
-                <w:rFonts w:cstheme="minorHAnsi"/>
-                <w:i/>
-                <w:color w:val="FF0000"/>
-                <w:szCs w:val="24"/>
-                <w:lang w:val="es-ES" w:eastAsia="es-ES"/>
-              </w:rPr>
-              <w:fldChar w:fldCharType="end"/>
-            </w:r>
-          </w:p>
-        </w:tc>
-        <w:tc>
-          <w:tcPr>
-            <w:tcW w:w="3316" w:type="dxa"/>
-            <w:vAlign w:val="center"/>
-          </w:tcPr>
-          <w:p>
-            <w:pPr>
-              <w:jc w:val="both"/>
-              <w:rPr>
-                <w:rFonts w:asciiTheme="minorHAnsi" w:hAnsiTheme="minorHAnsi" w:cstheme="minorHAnsi"/>
-                <w:i/>
-                <w:color w:val="FF0000"/>
-                <w:szCs w:val="24"/>
-                <w:lang w:val="es-ES" w:eastAsia="es-ES"/>
-              </w:rPr>
-            </w:pPr>
-            <w:r>
-              <w:rPr>
-                <w:rFonts w:cstheme="minorHAnsi"/>
-                <w:i/>
-                <w:color w:val="FF0000"/>
-                <w:szCs w:val="24"/>
-                <w:lang w:val="es-ES" w:eastAsia="es-ES"/>
-              </w:rPr>
-              <w:fldChar w:fldCharType="begin"/>
-            </w:r>
-            <w:r>
-              <w:rPr>
-                <w:rFonts w:asciiTheme="minorHAnsi" w:hAnsiTheme="minorHAnsi" w:cstheme="minorHAnsi"/>
-                <w:i/>
-                <w:color w:val="FF0000"/>
-                <w:szCs w:val="24"/>
-                <w:lang w:val="es-ES" w:eastAsia="es-ES"/>
-              </w:rPr>
-              <w:instrText>MACROBUTTON NoMacro [Descripcion]</w:instrText>
-            </w:r>
-            <w:r>
-              <w:rPr>
-                <w:rFonts w:cstheme="minorHAnsi"/>
-                <w:i/>
-                <w:color w:val="FF0000"/>
-                <w:szCs w:val="24"/>
-                <w:lang w:val="es-ES" w:eastAsia="es-ES"/>
-              </w:rPr>
-              <w:fldChar w:fldCharType="end"/>
+              <w:t>Actualización al release público y evidencias de Fase 2</w:t>
             </w:r>
           </w:p>
         </w:tc>
       </w:tr>
     </w:tbl>
     <w:p>
-      <w:pPr>
-        <w:spacing w:after="0" w:line="240" w:lineRule="auto"/>
-        <w:jc w:val="both"/>
-        <w:rPr>
-          <w:rFonts w:eastAsia="Times New Roman" w:cstheme="minorHAnsi"/>
-          <w:sz w:val="20"/>
-          <w:szCs w:val="24"/>
-          <w:lang w:val="es-ES" w:eastAsia="es-ES"/>
-        </w:rPr>
-      </w:pPr>
-    </w:p>
-    <w:p>
-      <w:pPr>
-        <w:spacing w:after="0" w:line="240" w:lineRule="auto"/>
-        <w:jc w:val="both"/>
-        <w:rPr>
-          <w:rFonts w:eastAsia="Times New Roman" w:cstheme="minorHAnsi"/>
-          <w:sz w:val="20"/>
-          <w:szCs w:val="24"/>
-          <w:lang w:val="fr-FR" w:eastAsia="es-ES"/>
-        </w:rPr>
-      </w:pPr>
-    </w:p>
-    <w:p>
-      <w:pPr>
-        <w:spacing w:after="0" w:line="240" w:lineRule="auto"/>
-        <w:jc w:val="both"/>
-        <w:rPr>
-          <w:rFonts w:eastAsia="Times New Roman" w:cstheme="minorHAnsi"/>
-          <w:sz w:val="20"/>
-          <w:szCs w:val="24"/>
-          <w:lang w:val="fr-FR" w:eastAsia="es-ES"/>
-        </w:rPr>
-      </w:pPr>
-    </w:p>
-    <w:p>
-      <w:pPr>
-        <w:spacing w:after="0" w:line="240" w:lineRule="auto"/>
-        <w:jc w:val="both"/>
-        <w:rPr>
-          <w:rFonts w:eastAsia="Times New Roman" w:cstheme="minorHAnsi"/>
-          <w:sz w:val="20"/>
-          <w:szCs w:val="24"/>
-          <w:lang w:val="es-ES" w:eastAsia="es-ES"/>
-        </w:rPr>
-      </w:pPr>
       <w:r>
-        <w:rPr>
-          <w:rFonts w:eastAsia="Times New Roman" w:cstheme="minorHAnsi"/>
-          <w:sz w:val="20"/>
-          <w:szCs w:val="24"/>
-          <w:lang w:val="es-ES" w:eastAsia="es-ES"/>
-        </w:rPr>
-        <w:t xml:space="preserve">Documento validado por las partes en fecha: </w:t>
-      </w:r>
-      <w:r>
-        <w:rPr>
-          <w:rFonts w:eastAsia="Times New Roman" w:cstheme="minorHAnsi"/>
-          <w:color w:val="FF0000"/>
-          <w:sz w:val="20"/>
-          <w:szCs w:val="24"/>
-          <w:lang w:val="es-ES" w:eastAsia="es-ES"/>
-        </w:rPr>
-        <w:fldChar w:fldCharType="begin"/>
-      </w:r>
-      <w:r>
-        <w:rPr>
-          <w:rFonts w:eastAsia="Times New Roman" w:cstheme="minorHAnsi"/>
-          <w:color w:val="FF0000"/>
-          <w:sz w:val="20"/>
-          <w:szCs w:val="24"/>
-          <w:lang w:val="es-ES" w:eastAsia="es-ES"/>
-        </w:rPr>
-        <w:instrText>MACROBUTTON NoMacro [Fecha]</w:instrText>
-      </w:r>
-      <w:r>
-        <w:rPr>
-          <w:rFonts w:eastAsia="Times New Roman" w:cstheme="minorHAnsi"/>
-          <w:color w:val="FF0000"/>
-          <w:sz w:val="20"/>
-          <w:szCs w:val="24"/>
-          <w:lang w:val="es-ES" w:eastAsia="es-ES"/>
-        </w:rPr>
-        <w:fldChar w:fldCharType="end"/>
+        <w:t>Estado de revisión: preparado para revisión de ambos integrantes. No registra aprobación ni firma de terceros.</w:t>
       </w:r>
     </w:p>
     <w:p>
       <w:pPr>
-        <w:spacing w:after="0" w:line="240" w:lineRule="auto"/>
-        <w:jc w:val="both"/>
-        <w:rPr>
-          <w:rFonts w:eastAsia="Times New Roman" w:cstheme="minorHAnsi"/>
-          <w:sz w:val="20"/>
-          <w:szCs w:val="24"/>
-          <w:lang w:val="es-ES" w:eastAsia="es-ES"/>
-        </w:rPr>
-      </w:pPr>
-    </w:p>
-    <w:p>
-      <w:pPr>
-        <w:spacing w:after="0" w:line="240" w:lineRule="auto"/>
-        <w:jc w:val="both"/>
-        <w:rPr>
-          <w:rFonts w:eastAsia="Times New Roman" w:cstheme="minorHAnsi"/>
-          <w:sz w:val="20"/>
-          <w:szCs w:val="24"/>
-          <w:lang w:val="es-ES" w:eastAsia="es-ES"/>
-        </w:rPr>
-      </w:pPr>
-    </w:p>
-    <w:p>
-      <w:pPr>
-        <w:spacing w:after="0" w:line="240" w:lineRule="auto"/>
-        <w:jc w:val="both"/>
-        <w:rPr>
-          <w:rFonts w:eastAsia="Times New Roman" w:cstheme="minorHAnsi"/>
-          <w:sz w:val="20"/>
-          <w:szCs w:val="24"/>
-          <w:lang w:val="es-ES" w:eastAsia="es-ES"/>
-        </w:rPr>
-      </w:pPr>
-    </w:p>
-    <w:p>
-      <w:pPr>
         <w:pStyle w:val="Ttulo1"/>
       </w:pPr>
-      <w:bookmarkStart w:id="2" w:name="_Toc241504831"/>
       <w:r>
-        <w:t>Integrantes:</w:t>
+        <w:t>Integrantes</w:t>
       </w:r>
-      <w:bookmarkEnd w:id="2"/>
     </w:p>
     <w:tbl>
       <w:tblPr>
-        <w:tblStyle w:val="Tablaconcuadrcula1"/>
-        <w:tblW w:w="0" w:type="auto"/>
-        <w:tblBorders>
-          <w:top w:val="single" w:sz="4" w:space="0" w:color="808080"/>
-          <w:left w:val="single" w:sz="4" w:space="0" w:color="808080"/>
-          <w:bottom w:val="single" w:sz="4" w:space="0" w:color="808080"/>
-          <w:right w:val="single" w:sz="4" w:space="0" w:color="808080"/>
-          <w:insideH w:val="single" w:sz="4" w:space="0" w:color="808080"/>
-          <w:insideV w:val="single" w:sz="4" w:space="0" w:color="808080"/>
-        </w:tblBorders>
-        <w:tblLook w:val="01E0" w:firstRow="1" w:lastRow="1" w:firstColumn="1" w:lastColumn="1" w:noHBand="0" w:noVBand="0"/>
+        <w:tblW w:type="auto" w:w="0"/>
+        <w:tblLayout w:type="fixed"/>
+        <w:tblLook w:firstColumn="1" w:firstRow="1" w:lastColumn="0" w:lastRow="0" w:noHBand="0" w:noVBand="1" w:val="04A0"/>
       </w:tblPr>
       <w:tblGrid>
-        <w:gridCol w:w="3539"/>
-        <w:gridCol w:w="5275"/>
+        <w:gridCol w:w="4419"/>
+        <w:gridCol w:w="4419"/>
       </w:tblGrid>
       <w:tr>
+        <w:trPr>
+          <w:tblHeader/>
+        </w:trPr>
         <w:tc>
           <w:tcPr>
-            <w:tcW w:w="3539" w:type="dxa"/>
-            <w:shd w:val="clear" w:color="auto" w:fill="E6E6E6"/>
+            <w:tcW w:type="dxa" w:w="4419"/>
+            <w:tcBorders>
+              <w:top w:val="single" w:sz="4" w:color="D9D9D9"/>
+              <w:left w:val="single" w:sz="4" w:color="D9D9D9"/>
+              <w:bottom w:val="single" w:sz="4" w:color="D9D9D9"/>
+              <w:right w:val="single" w:sz="4" w:color="D9D9D9"/>
+            </w:tcBorders>
+            <w:tcMar>
+              <w:top w:w="80" w:type="dxa"/>
+              <w:left w:w="80" w:type="dxa"/>
+              <w:bottom w:w="80" w:type="dxa"/>
+              <w:right w:w="80" w:type="dxa"/>
+            </w:tcMar>
           </w:tcPr>
           <w:p>
             <w:pPr>
-              <w:jc w:val="both"/>
-              <w:rPr>
-                <w:rFonts w:asciiTheme="minorHAnsi" w:hAnsiTheme="minorHAnsi" w:cstheme="minorHAnsi"/>
-                <w:b/>
-                <w:szCs w:val="24"/>
-                <w:lang w:val="es-ES" w:eastAsia="es-ES"/>
-              </w:rPr>
+              <w:keepNext w:val="0"/>
+              <w:keepLines w:val="0"/>
+              <w:spacing w:after="100" w:line="240" w:lineRule="auto"/>
             </w:pPr>
             <w:r>
               <w:rPr>
-                <w:rFonts w:asciiTheme="minorHAnsi" w:hAnsiTheme="minorHAnsi" w:cstheme="minorHAnsi"/>
-                <w:b/>
-                <w:szCs w:val="24"/>
-                <w:lang w:val="es-ES" w:eastAsia="es-ES"/>
+                <w:rFonts w:ascii="Arial" w:hAnsi="Arial"/>
+                <w:b w:val="0"/>
+                <w:color w:val="000000"/>
+                <w:sz w:val="22"/>
               </w:rPr>
-              <w:t>Nombre Integrante del Equipo</w:t>
+              <w:t>Nombre</w:t>
             </w:r>
           </w:p>
         </w:tc>
         <w:tc>
           <w:tcPr>
-            <w:tcW w:w="5275" w:type="dxa"/>
-            <w:shd w:val="clear" w:color="auto" w:fill="E6E6E6"/>
+            <w:tcW w:type="dxa" w:w="4419"/>
+            <w:tcBorders>
+              <w:top w:val="single" w:sz="4" w:color="D9D9D9"/>
+              <w:left w:val="single" w:sz="4" w:color="D9D9D9"/>
+              <w:bottom w:val="single" w:sz="4" w:color="D9D9D9"/>
+              <w:right w:val="single" w:sz="4" w:color="D9D9D9"/>
+            </w:tcBorders>
+            <w:tcMar>
+              <w:top w:w="80" w:type="dxa"/>
+              <w:left w:w="80" w:type="dxa"/>
+              <w:bottom w:w="80" w:type="dxa"/>
+              <w:right w:w="80" w:type="dxa"/>
+            </w:tcMar>
           </w:tcPr>
           <w:p>
             <w:pPr>
-              <w:jc w:val="both"/>
-              <w:rPr>
-                <w:rFonts w:asciiTheme="minorHAnsi" w:hAnsiTheme="minorHAnsi" w:cstheme="minorHAnsi"/>
-                <w:b/>
-                <w:szCs w:val="24"/>
-                <w:lang w:val="es-ES" w:eastAsia="es-ES"/>
-              </w:rPr>
+              <w:keepNext w:val="0"/>
+              <w:keepLines w:val="0"/>
+              <w:spacing w:after="100" w:line="240" w:lineRule="auto"/>
             </w:pPr>
             <w:r>
               <w:rPr>
-                <w:rFonts w:asciiTheme="minorHAnsi" w:hAnsiTheme="minorHAnsi" w:cstheme="minorHAnsi"/>
-                <w:b/>
-                <w:szCs w:val="24"/>
-                <w:lang w:val="es-ES" w:eastAsia="es-ES"/>
+                <w:rFonts w:ascii="Arial" w:hAnsi="Arial"/>
+                <w:b w:val="0"/>
+                <w:color w:val="000000"/>
+                <w:sz w:val="22"/>
               </w:rPr>
-              <w:t>Rol Definido</w:t>
+              <w:t>Responsabilidad</w:t>
             </w:r>
           </w:p>
         </w:tc>
       </w:tr>
       <w:tr>
-        <w:trPr>
-          <w:trHeight w:val="465"/>
-        </w:trPr>
         <w:tc>
           <w:tcPr>
-            <w:tcW w:w="3539" w:type="dxa"/>
-            <w:vAlign w:val="center"/>
+            <w:tcW w:type="dxa" w:w="4419"/>
+            <w:tcBorders>
+              <w:top w:val="single" w:sz="4" w:color="D9D9D9"/>
+              <w:left w:val="single" w:sz="4" w:color="D9D9D9"/>
+              <w:bottom w:val="single" w:sz="4" w:color="D9D9D9"/>
+              <w:right w:val="single" w:sz="4" w:color="D9D9D9"/>
+            </w:tcBorders>
+            <w:tcMar>
+              <w:top w:w="80" w:type="dxa"/>
+              <w:left w:w="80" w:type="dxa"/>
+              <w:bottom w:w="80" w:type="dxa"/>
+              <w:right w:w="80" w:type="dxa"/>
+            </w:tcMar>
           </w:tcPr>
           <w:p>
             <w:pPr>
-              <w:jc w:val="both"/>
+              <w:keepNext w:val="0"/>
+              <w:keepLines w:val="0"/>
+              <w:spacing w:after="100" w:line="240" w:lineRule="auto"/>
+            </w:pPr>
+            <w:r>
               <w:rPr>
-                <w:rFonts w:asciiTheme="minorHAnsi" w:hAnsiTheme="minorHAnsi" w:cstheme="minorHAnsi"/>
-                <w:i/>
-                <w:szCs w:val="24"/>
-                <w:lang w:val="es-ES" w:eastAsia="es-ES"/>
+                <w:rFonts w:ascii="Arial" w:hAnsi="Arial"/>
+                <w:b w:val="0"/>
+                <w:color w:val="000000"/>
+                <w:sz w:val="22"/>
               </w:rPr>
-            </w:pPr>
+              <w:t>Daniel Ávila</w:t>
+            </w:r>
           </w:p>
         </w:tc>
         <w:tc>
           <w:tcPr>
-            <w:tcW w:w="5275" w:type="dxa"/>
-            <w:vAlign w:val="center"/>
+            <w:tcW w:type="dxa" w:w="4419"/>
+            <w:tcBorders>
+              <w:top w:val="single" w:sz="4" w:color="D9D9D9"/>
+              <w:left w:val="single" w:sz="4" w:color="D9D9D9"/>
+              <w:bottom w:val="single" w:sz="4" w:color="D9D9D9"/>
+              <w:right w:val="single" w:sz="4" w:color="D9D9D9"/>
+            </w:tcBorders>
+            <w:tcMar>
+              <w:top w:w="80" w:type="dxa"/>
+              <w:left w:w="80" w:type="dxa"/>
+              <w:bottom w:w="80" w:type="dxa"/>
+              <w:right w:w="80" w:type="dxa"/>
+            </w:tcMar>
           </w:tcPr>
           <w:p>
             <w:pPr>
-              <w:jc w:val="both"/>
+              <w:keepNext w:val="0"/>
+              <w:keepLines w:val="0"/>
+              <w:spacing w:after="100" w:line="240" w:lineRule="auto"/>
+            </w:pPr>
+            <w:r>
               <w:rPr>
-                <w:rFonts w:asciiTheme="minorHAnsi" w:hAnsiTheme="minorHAnsi" w:cstheme="minorHAnsi"/>
-                <w:i/>
-                <w:szCs w:val="24"/>
-                <w:lang w:val="es-ES" w:eastAsia="es-ES"/>
+                <w:rFonts w:ascii="Arial" w:hAnsi="Arial"/>
+                <w:b w:val="0"/>
+                <w:color w:val="000000"/>
+                <w:sz w:val="22"/>
               </w:rPr>
-            </w:pPr>
+              <w:t>Datos y lógica de negocio; colaboración en captura, formularios y publicación.</w:t>
+            </w:r>
           </w:p>
         </w:tc>
       </w:tr>
       <w:tr>
-        <w:trPr>
-          <w:trHeight w:val="465"/>
-        </w:trPr>
         <w:tc>
           <w:tcPr>
-            <w:tcW w:w="3539" w:type="dxa"/>
-            <w:vAlign w:val="center"/>
+            <w:tcW w:type="dxa" w:w="4419"/>
+            <w:tcBorders>
+              <w:top w:val="single" w:sz="4" w:color="D9D9D9"/>
+              <w:left w:val="single" w:sz="4" w:color="D9D9D9"/>
+              <w:bottom w:val="single" w:sz="4" w:color="D9D9D9"/>
+              <w:right w:val="single" w:sz="4" w:color="D9D9D9"/>
+            </w:tcBorders>
+            <w:tcMar>
+              <w:top w:w="80" w:type="dxa"/>
+              <w:left w:w="80" w:type="dxa"/>
+              <w:bottom w:w="80" w:type="dxa"/>
+              <w:right w:w="80" w:type="dxa"/>
+            </w:tcMar>
           </w:tcPr>
           <w:p>
             <w:pPr>
-              <w:jc w:val="both"/>
+              <w:keepNext w:val="0"/>
+              <w:keepLines w:val="0"/>
+              <w:spacing w:after="100" w:line="240" w:lineRule="auto"/>
+            </w:pPr>
+            <w:r>
               <w:rPr>
-                <w:rFonts w:cstheme="minorHAnsi"/>
-                <w:i/>
-                <w:szCs w:val="24"/>
-                <w:lang w:val="es-ES" w:eastAsia="es-ES"/>
+                <w:rFonts w:ascii="Arial" w:hAnsi="Arial"/>
+                <w:b w:val="0"/>
+                <w:color w:val="000000"/>
+                <w:sz w:val="22"/>
               </w:rPr>
-            </w:pPr>
+              <w:t>Raúl González</w:t>
+            </w:r>
           </w:p>
         </w:tc>
         <w:tc>
           <w:tcPr>
-            <w:tcW w:w="5275" w:type="dxa"/>
-            <w:vAlign w:val="center"/>
+            <w:tcW w:type="dxa" w:w="4419"/>
+            <w:tcBorders>
+              <w:top w:val="single" w:sz="4" w:color="D9D9D9"/>
+              <w:left w:val="single" w:sz="4" w:color="D9D9D9"/>
+              <w:bottom w:val="single" w:sz="4" w:color="D9D9D9"/>
+              <w:right w:val="single" w:sz="4" w:color="D9D9D9"/>
+            </w:tcBorders>
+            <w:tcMar>
+              <w:top w:w="80" w:type="dxa"/>
+              <w:left w:w="80" w:type="dxa"/>
+              <w:bottom w:w="80" w:type="dxa"/>
+              <w:right w:w="80" w:type="dxa"/>
+            </w:tcMar>
           </w:tcPr>
           <w:p>
             <w:pPr>
-              <w:jc w:val="both"/>
+              <w:keepNext w:val="0"/>
+              <w:keepLines w:val="0"/>
+              <w:spacing w:after="100" w:line="240" w:lineRule="auto"/>
+            </w:pPr>
+            <w:r>
               <w:rPr>
-                <w:rFonts w:cstheme="minorHAnsi"/>
-                <w:i/>
-                <w:szCs w:val="24"/>
-                <w:lang w:val="es-ES" w:eastAsia="es-ES"/>
+                <w:rFonts w:ascii="Arial" w:hAnsi="Arial"/>
+                <w:b w:val="0"/>
+                <w:color w:val="000000"/>
+                <w:sz w:val="22"/>
               </w:rPr>
-            </w:pPr>
-          </w:p>
-        </w:tc>
-      </w:tr>
-      <w:tr>
-        <w:trPr>
-          <w:trHeight w:val="465"/>
-        </w:trPr>
-        <w:tc>
-          <w:tcPr>
-            <w:tcW w:w="3539" w:type="dxa"/>
-            <w:vAlign w:val="center"/>
-          </w:tcPr>
-          <w:p>
-            <w:pPr>
-              <w:jc w:val="both"/>
-              <w:rPr>
-                <w:rFonts w:cstheme="minorHAnsi"/>
-                <w:i/>
-                <w:szCs w:val="24"/>
-                <w:lang w:val="es-ES" w:eastAsia="es-ES"/>
-              </w:rPr>
-            </w:pPr>
-          </w:p>
-        </w:tc>
-        <w:tc>
-          <w:tcPr>
-            <w:tcW w:w="5275" w:type="dxa"/>
-            <w:vAlign w:val="center"/>
-          </w:tcPr>
-          <w:p>
-            <w:pPr>
-              <w:jc w:val="both"/>
-              <w:rPr>
-                <w:rFonts w:cstheme="minorHAnsi"/>
-                <w:i/>
-                <w:szCs w:val="24"/>
-                <w:lang w:val="es-ES" w:eastAsia="es-ES"/>
-              </w:rPr>
-            </w:pPr>
-          </w:p>
-        </w:tc>
-      </w:tr>
-      <w:tr>
-        <w:trPr>
-          <w:trHeight w:val="465"/>
-        </w:trPr>
-        <w:tc>
-          <w:tcPr>
-            <w:tcW w:w="3539" w:type="dxa"/>
-            <w:vAlign w:val="center"/>
-          </w:tcPr>
-          <w:p>
-            <w:pPr>
-              <w:jc w:val="both"/>
-              <w:rPr>
-                <w:rFonts w:cstheme="minorHAnsi"/>
-                <w:i/>
-                <w:szCs w:val="24"/>
-                <w:lang w:val="es-ES" w:eastAsia="es-ES"/>
-              </w:rPr>
-            </w:pPr>
-          </w:p>
-        </w:tc>
-        <w:tc>
-          <w:tcPr>
-            <w:tcW w:w="5275" w:type="dxa"/>
-            <w:vAlign w:val="center"/>
-          </w:tcPr>
-          <w:p>
-            <w:pPr>
-              <w:jc w:val="both"/>
-              <w:rPr>
-                <w:rFonts w:cstheme="minorHAnsi"/>
-                <w:i/>
-                <w:szCs w:val="24"/>
-                <w:lang w:val="es-ES" w:eastAsia="es-ES"/>
-              </w:rPr>
-            </w:pPr>
-          </w:p>
-        </w:tc>
-      </w:tr>
-      <w:tr>
-        <w:trPr>
-          <w:trHeight w:val="465"/>
-        </w:trPr>
-        <w:tc>
-          <w:tcPr>
-            <w:tcW w:w="3539" w:type="dxa"/>
-            <w:vAlign w:val="center"/>
-          </w:tcPr>
-          <w:p>
-            <w:pPr>
-              <w:jc w:val="both"/>
-              <w:rPr>
-                <w:rFonts w:cstheme="minorHAnsi"/>
-                <w:i/>
-                <w:szCs w:val="24"/>
-                <w:lang w:val="es-ES" w:eastAsia="es-ES"/>
-              </w:rPr>
-            </w:pPr>
-          </w:p>
-        </w:tc>
-        <w:tc>
-          <w:tcPr>
-            <w:tcW w:w="5275" w:type="dxa"/>
-            <w:vAlign w:val="center"/>
-          </w:tcPr>
-          <w:p>
-            <w:pPr>
-              <w:jc w:val="both"/>
-              <w:rPr>
-                <w:rFonts w:cstheme="minorHAnsi"/>
-                <w:i/>
-                <w:szCs w:val="24"/>
-                <w:lang w:val="es-ES" w:eastAsia="es-ES"/>
-              </w:rPr>
-            </w:pPr>
+              <w:t>Infraestructura, plataforma y validación; informe de avance y colaboración en sincronización.</w:t>
+            </w:r>
           </w:p>
         </w:tc>
       </w:tr>
     </w:tbl>
-    <w:p/>
     <w:p>
       <w:pPr>
-        <w:jc w:val="both"/>
-        <w:rPr>
-          <w:rFonts w:eastAsiaTheme="majorEastAsia" w:cstheme="minorHAnsi"/>
-          <w:b/>
-          <w:bCs/>
-          <w:color w:val="365F91" w:themeColor="accent1" w:themeShade="BF"/>
-          <w:sz w:val="28"/>
-          <w:szCs w:val="28"/>
-        </w:rPr>
+        <w:pStyle w:val="Ttulo1"/>
       </w:pPr>
       <w:r>
-        <w:rPr>
-          <w:rFonts w:cstheme="minorHAnsi"/>
-        </w:rPr>
-        <w:br w:type="page"/>
+        <w:t>Diseño</w:t>
       </w:r>
     </w:p>
     <w:p>
-      <w:pPr>
-        <w:rPr>
-          <w:rFonts w:cstheme="minorHAnsi"/>
-          <w:b/>
-        </w:rPr>
-      </w:pPr>
       <w:r>
-        <w:rPr>
-          <w:rFonts w:cstheme="minorHAnsi"/>
-          <w:b/>
-        </w:rPr>
-        <w:lastRenderedPageBreak/>
-        <w:br w:type="page"/>
+        <w:t>Arquitectura offline-first cliente-servidor con API de monolito modular. El patrón outbox persiste el envío local antes del transporte. Idempotencia es una propiedad de la ingesta, no una garantía de que la red entregue una sola vez. PostgreSQL aplica RLS por empresa.</w:t>
       </w:r>
     </w:p>
     <w:p>
       <w:pPr>
-        <w:jc w:val="both"/>
-        <w:rPr>
-          <w:lang w:val="es-ES" w:eastAsia="es-ES"/>
-        </w:rPr>
-      </w:pPr>
-    </w:p>
-    <w:p>
-      <w:pPr>
-        <w:pStyle w:val="Ttulo1"/>
-      </w:pPr>
-      <w:bookmarkStart w:id="3" w:name="_Toc241504832"/>
-      <w:r>
-        <w:t>Diseño</w:t>
-      </w:r>
-      <w:bookmarkEnd w:id="3"/>
-    </w:p>
-    <w:p/>
-    <w:p>
-      <w:pPr>
         <w:pStyle w:val="Ttulo2"/>
       </w:pPr>
-      <w:bookmarkStart w:id="4" w:name="_Toc241504833"/>
       <w:r>
         <w:t>Diagrama de Casos de Uso</w:t>
       </w:r>
-      <w:bookmarkEnd w:id="4"/>
     </w:p>
-    <w:p/>
     <w:p>
       <w:pPr>
+        <w:keepNext/>
+      </w:pPr>
+      <w:r>
+        <w:t>Actores y operaciones principales. Los permisos globales de plataforma no equivalen a acceso operativo normal de una empresa.</w:t>
+      </w:r>
+    </w:p>
+    <w:p>
+      <w:pPr>
+        <w:keepNext/>
+      </w:pPr>
+      <w:r>
+        <w:drawing>
+          <wp:inline xmlns:a="http://schemas.openxmlformats.org/drawingml/2006/main" xmlns:pic="http://schemas.openxmlformats.org/drawingml/2006/picture">
+            <wp:extent cx="5486400" cy="4737765"/>
+            <wp:docPr id="1" name="Picture 1"/>
+            <wp:cNvGraphicFramePr>
+              <a:graphicFrameLocks noChangeAspect="1"/>
+            </wp:cNvGraphicFramePr>
+            <a:graphic>
+              <a:graphicData uri="http://schemas.openxmlformats.org/drawingml/2006/picture">
+                <pic:pic>
+                  <pic:nvPicPr>
+                    <pic:cNvPr id="0" name="casos-uso.png"/>
+                    <pic:cNvPicPr/>
+                  </pic:nvPicPr>
+                  <pic:blipFill>
+                    <a:blip r:embed="rId18"/>
+                    <a:stretch>
+                      <a:fillRect/>
+                    </a:stretch>
+                  </pic:blipFill>
+                  <pic:spPr>
+                    <a:xfrm>
+                      <a:off x="0" y="0"/>
+                      <a:ext cx="5486400" cy="4737765"/>
+                    </a:xfrm>
+                    <a:prstGeom prst="rect"/>
+                  </pic:spPr>
+                </pic:pic>
+              </a:graphicData>
+            </a:graphic>
+          </wp:inline>
+        </w:drawing>
+      </w:r>
+    </w:p>
+    <w:p>
+      <w:r>
+        <w:t>Fuente: elaboración a partir de contratos y esquema del release 8185fd7. SVG editable y fuentes técnicas en Evidencias Proyecto/Documentacion.</w:t>
+      </w:r>
+    </w:p>
+    <w:p>
+      <w:pPr>
         <w:pStyle w:val="Ttulo2"/>
       </w:pPr>
-      <w:bookmarkStart w:id="5" w:name="_Toc241504834"/>
       <w:r>
         <w:t>Vista Lógica</w:t>
       </w:r>
-      <w:bookmarkEnd w:id="5"/>
     </w:p>
     <w:p>
       <w:pPr>
         <w:pStyle w:val="Ttulo3"/>
       </w:pPr>
-      <w:bookmarkStart w:id="6" w:name="_Toc241504835"/>
       <w:r>
         <w:t>Modelo E-R</w:t>
       </w:r>
-      <w:bookmarkEnd w:id="6"/>
     </w:p>
     <w:p>
       <w:pPr>
-        <w:rPr>
-          <w:lang w:val="es-ES" w:eastAsia="es-ES"/>
-        </w:rPr>
-      </w:pPr>
+        <w:keepNext/>
+      </w:pPr>
+      <w:r>
+        <w:t>Vista del núcleo. El modelo completo y el esquema incluyen secciones, ítems, importaciones, hallazgos, bitácoras, sesiones, logs y conflictos. La revisión de inspección se resuelve por template_id y template_version; no se inventa una FK inspection.template_revision_id.</w:t>
+      </w:r>
     </w:p>
     <w:p>
       <w:pPr>
+        <w:keepNext/>
+      </w:pPr>
+      <w:r>
+        <w:drawing>
+          <wp:inline xmlns:a="http://schemas.openxmlformats.org/drawingml/2006/main" xmlns:pic="http://schemas.openxmlformats.org/drawingml/2006/picture">
+            <wp:extent cx="5486400" cy="3490040"/>
+            <wp:docPr id="2" name="Picture 2"/>
+            <wp:cNvGraphicFramePr>
+              <a:graphicFrameLocks noChangeAspect="1"/>
+            </wp:cNvGraphicFramePr>
+            <a:graphic>
+              <a:graphicData uri="http://schemas.openxmlformats.org/drawingml/2006/picture">
+                <pic:pic>
+                  <pic:nvPicPr>
+                    <pic:cNvPr id="0" name="modelo-er.png"/>
+                    <pic:cNvPicPr/>
+                  </pic:nvPicPr>
+                  <pic:blipFill>
+                    <a:blip r:embed="rId19"/>
+                    <a:stretch>
+                      <a:fillRect/>
+                    </a:stretch>
+                  </pic:blipFill>
+                  <pic:spPr>
+                    <a:xfrm>
+                      <a:off x="0" y="0"/>
+                      <a:ext cx="5486400" cy="3490040"/>
+                    </a:xfrm>
+                    <a:prstGeom prst="rect"/>
+                  </pic:spPr>
+                </pic:pic>
+              </a:graphicData>
+            </a:graphic>
+          </wp:inline>
+        </w:drawing>
+      </w:r>
+    </w:p>
+    <w:p>
+      <w:r>
+        <w:t>Fuente: elaboración a partir de contratos y esquema del release 8185fd7. SVG editable y fuentes técnicas en Evidencias Proyecto/Documentacion.</w:t>
+      </w:r>
+    </w:p>
+    <w:p>
+      <w:pPr>
         <w:pStyle w:val="Ttulo3"/>
       </w:pPr>
-      <w:bookmarkStart w:id="7" w:name="_Toc241504836"/>
       <w:r>
         <w:t>Diagrama de Clases</w:t>
       </w:r>
-      <w:bookmarkEnd w:id="7"/>
     </w:p>
-    <w:p/>
     <w:p>
       <w:pPr>
+        <w:keepNext/>
+      </w:pPr>
+      <w:r>
+        <w:t>Vista de tipos y responsabilidades. InspectionRow y OutboxRow son tipos locales. db.ts y sync.ts son módulos de funciones, no clases Repository. SyncService es un servicio NestJS. Los nombres de campos del esquema SQL se consultan en el diccionario.</w:t>
+      </w:r>
+    </w:p>
+    <w:p>
+      <w:pPr>
+        <w:keepNext/>
+      </w:pPr>
+      <w:r>
+        <w:drawing>
+          <wp:inline xmlns:a="http://schemas.openxmlformats.org/drawingml/2006/main" xmlns:pic="http://schemas.openxmlformats.org/drawingml/2006/picture">
+            <wp:extent cx="5486400" cy="2992745"/>
+            <wp:docPr id="3" name="Picture 3"/>
+            <wp:cNvGraphicFramePr>
+              <a:graphicFrameLocks noChangeAspect="1"/>
+            </wp:cNvGraphicFramePr>
+            <a:graphic>
+              <a:graphicData uri="http://schemas.openxmlformats.org/drawingml/2006/picture">
+                <pic:pic>
+                  <pic:nvPicPr>
+                    <pic:cNvPr id="0" name="clases.png"/>
+                    <pic:cNvPicPr/>
+                  </pic:nvPicPr>
+                  <pic:blipFill>
+                    <a:blip r:embed="rId20"/>
+                    <a:stretch>
+                      <a:fillRect/>
+                    </a:stretch>
+                  </pic:blipFill>
+                  <pic:spPr>
+                    <a:xfrm>
+                      <a:off x="0" y="0"/>
+                      <a:ext cx="5486400" cy="2992745"/>
+                    </a:xfrm>
+                    <a:prstGeom prst="rect"/>
+                  </pic:spPr>
+                </pic:pic>
+              </a:graphicData>
+            </a:graphic>
+          </wp:inline>
+        </w:drawing>
+      </w:r>
+    </w:p>
+    <w:p>
+      <w:r>
+        <w:t>Fuente: elaboración a partir de contratos y esquema del release 8185fd7. SVG editable y fuentes técnicas en Evidencias Proyecto/Documentacion.</w:t>
+      </w:r>
+    </w:p>
+    <w:p>
+      <w:pPr>
         <w:pStyle w:val="Ttulo3"/>
       </w:pPr>
-      <w:bookmarkStart w:id="8" w:name="_Toc241504837"/>
       <w:r>
         <w:t>Diagrama de Secuencia</w:t>
       </w:r>
-      <w:bookmarkEnd w:id="8"/>
     </w:p>
     <w:p>
       <w:pPr>
-        <w:rPr>
-          <w:lang w:val="es-ES" w:eastAsia="es-ES"/>
-        </w:rPr>
-      </w:pPr>
+        <w:keepNext/>
+      </w:pPr>
+      <w:r>
+        <w:t>El dispositivo guarda primero. La sincronización requiere red y ausencia de pausa manual. La confirmación se aplica por registro y los pendientes fallidos se conservan.</w:t>
+      </w:r>
     </w:p>
     <w:p>
       <w:pPr>
+        <w:keepNext/>
+      </w:pPr>
+      <w:r>
+        <w:drawing>
+          <wp:inline xmlns:a="http://schemas.openxmlformats.org/drawingml/2006/main" xmlns:pic="http://schemas.openxmlformats.org/drawingml/2006/picture">
+            <wp:extent cx="5486400" cy="4139934"/>
+            <wp:docPr id="4" name="Picture 4"/>
+            <wp:cNvGraphicFramePr>
+              <a:graphicFrameLocks noChangeAspect="1"/>
+            </wp:cNvGraphicFramePr>
+            <a:graphic>
+              <a:graphicData uri="http://schemas.openxmlformats.org/drawingml/2006/picture">
+                <pic:pic>
+                  <pic:nvPicPr>
+                    <pic:cNvPr id="0" name="secuencia.png"/>
+                    <pic:cNvPicPr/>
+                  </pic:nvPicPr>
+                  <pic:blipFill>
+                    <a:blip r:embed="rId21"/>
+                    <a:stretch>
+                      <a:fillRect/>
+                    </a:stretch>
+                  </pic:blipFill>
+                  <pic:spPr>
+                    <a:xfrm>
+                      <a:off x="0" y="0"/>
+                      <a:ext cx="5486400" cy="4139934"/>
+                    </a:xfrm>
+                    <a:prstGeom prst="rect"/>
+                  </pic:spPr>
+                </pic:pic>
+              </a:graphicData>
+            </a:graphic>
+          </wp:inline>
+        </w:drawing>
+      </w:r>
+    </w:p>
+    <w:p>
+      <w:r>
+        <w:t>Fuente: elaboración a partir de contratos y esquema del release 8185fd7. SVG editable y fuentes técnicas en Evidencias Proyecto/Documentacion.</w:t>
+      </w:r>
+    </w:p>
+    <w:p>
+      <w:pPr>
         <w:pStyle w:val="Ttulo2"/>
       </w:pPr>
-      <w:bookmarkStart w:id="9" w:name="_Toc241504838"/>
       <w:r>
         <w:t>Vista Despliegue</w:t>
       </w:r>
-      <w:bookmarkEnd w:id="9"/>
     </w:p>
     <w:p>
       <w:pPr>
         <w:pStyle w:val="Ttulo3"/>
       </w:pPr>
-      <w:bookmarkStart w:id="10" w:name="_Toc241504839"/>
       <w:r>
         <w:t>Diagrama de Componentes</w:t>
       </w:r>
-      <w:bookmarkEnd w:id="10"/>
     </w:p>
-    <w:p/>
+    <w:p>
+      <w:pPr>
+        <w:keepNext/>
+      </w:pPr>
+      <w:r>
+        <w:t>Una VM A1 ARM en Valparaíso (2 OCPU, 12 GB RAM), con discos de 50 + 50 GB. Caddy publica HTTPS. API y PostgreSQL permanecen internos. Las fotos y los Excel se almacenan en volumen; Object Storage sólo recibe respaldos privados cifrados.</w:t>
+      </w:r>
+    </w:p>
+    <w:p>
+      <w:pPr>
+        <w:keepNext/>
+      </w:pPr>
+      <w:r>
+        <w:drawing>
+          <wp:inline xmlns:a="http://schemas.openxmlformats.org/drawingml/2006/main" xmlns:pic="http://schemas.openxmlformats.org/drawingml/2006/picture">
+            <wp:extent cx="5486400" cy="3242290"/>
+            <wp:docPr id="5" name="Picture 5"/>
+            <wp:cNvGraphicFramePr>
+              <a:graphicFrameLocks noChangeAspect="1"/>
+            </wp:cNvGraphicFramePr>
+            <a:graphic>
+              <a:graphicData uri="http://schemas.openxmlformats.org/drawingml/2006/picture">
+                <pic:pic>
+                  <pic:nvPicPr>
+                    <pic:cNvPr id="0" name="componentes.png"/>
+                    <pic:cNvPicPr/>
+                  </pic:nvPicPr>
+                  <pic:blipFill>
+                    <a:blip r:embed="rId22"/>
+                    <a:stretch>
+                      <a:fillRect/>
+                    </a:stretch>
+                  </pic:blipFill>
+                  <pic:spPr>
+                    <a:xfrm>
+                      <a:off x="0" y="0"/>
+                      <a:ext cx="5486400" cy="3242290"/>
+                    </a:xfrm>
+                    <a:prstGeom prst="rect"/>
+                  </pic:spPr>
+                </pic:pic>
+              </a:graphicData>
+            </a:graphic>
+          </wp:inline>
+        </w:drawing>
+      </w:r>
+    </w:p>
+    <w:p>
+      <w:r>
+        <w:t>Fuente: elaboración a partir de contratos y esquema del release 8185fd7. SVG editable y fuentes técnicas en Evidencias Proyecto/Documentacion.</w:t>
+      </w:r>
+    </w:p>
+    <w:p>
+      <w:r>
+        <w:t>Quedan pendientes el recorrido público controlado de importación Excel y foto offline, la instalación en Android/iOS, la sesión prolongada y la revisión cruzada del PR #160. La auditoría diaria de Actions requiere incorporar su workflow a main. El respaldo diario del servidor sí está activo.</w:t>
+      </w:r>
+    </w:p>
     <w:sectPr>
       <w:headerReference w:type="default" r:id="rId12"/>
       <w:footerReference w:type="default" r:id="rId13"/>
@@ -2643,6 +1345,7 @@
       <w:cols w:space="708"/>
       <w:titlePg/>
       <w:docGrid w:linePitch="360"/>
+      <w:pgNumType w:start="1"/>
     </w:sectPr>
   </w:body>
 </w:document>
@@ -4742,6 +3445,14 @@
     <w:name w:val="Normal"/>
     <w:qFormat/>
     <w:rsid w:val="001F6FE1"/>
+    <w:pPr>
+      <w:spacing w:line="240" w:lineRule="auto"/>
+    </w:pPr>
+    <w:rPr>
+      <w:rFonts w:ascii="Arial" w:hAnsi="Arial"/>
+      <w:color w:val="000000"/>
+      <w:sz w:val="22"/>
+    </w:rPr>
   </w:style>
   <w:style w:type="paragraph" w:styleId="Ttulo1">
     <w:name w:val="heading 1"/>
@@ -4760,10 +3471,10 @@
       <w:outlineLvl w:val="0"/>
     </w:pPr>
     <w:rPr>
-      <w:rFonts w:asciiTheme="majorHAnsi" w:eastAsiaTheme="majorEastAsia" w:hAnsiTheme="majorHAnsi" w:cstheme="majorBidi"/>
+      <w:rFonts w:asciiTheme="majorHAnsi" w:eastAsiaTheme="majorEastAsia" w:hAnsiTheme="majorHAnsi" w:cstheme="majorBidi" w:ascii="Arial" w:hAnsi="Arial"/>
       <w:b/>
       <w:bCs/>
-      <w:color w:val="365F91" w:themeColor="accent1" w:themeShade="BF"/>
+      <w:color w:val="000000"/>
       <w:sz w:val="32"/>
       <w:szCs w:val="28"/>
     </w:rPr>
@@ -4787,10 +3498,10 @@
       <w:outlineLvl w:val="1"/>
     </w:pPr>
     <w:rPr>
-      <w:rFonts w:asciiTheme="majorHAnsi" w:eastAsiaTheme="majorEastAsia" w:hAnsiTheme="majorHAnsi" w:cstheme="majorBidi"/>
+      <w:rFonts w:asciiTheme="majorHAnsi" w:eastAsiaTheme="majorEastAsia" w:hAnsiTheme="majorHAnsi" w:cstheme="majorBidi" w:ascii="Arial" w:hAnsi="Arial"/>
       <w:b/>
       <w:bCs/>
-      <w:color w:val="4F81BD" w:themeColor="accent1"/>
+      <w:color w:val="000000"/>
       <w:sz w:val="26"/>
       <w:szCs w:val="26"/>
     </w:rPr>
@@ -4812,10 +3523,10 @@
       <w:outlineLvl w:val="2"/>
     </w:pPr>
     <w:rPr>
-      <w:rFonts w:asciiTheme="majorHAnsi" w:eastAsia="Times New Roman" w:hAnsiTheme="majorHAnsi" w:cs="Arial"/>
+      <w:rFonts w:asciiTheme="majorHAnsi" w:eastAsia="Times New Roman" w:hAnsiTheme="majorHAnsi" w:cs="Arial" w:ascii="Arial" w:hAnsi="Arial"/>
       <w:b/>
       <w:bCs/>
-      <w:color w:val="548DD4" w:themeColor="text2" w:themeTint="99"/>
+      <w:color w:val="000000"/>
       <w:sz w:val="26"/>
       <w:szCs w:val="26"/>
       <w:lang w:val="es-ES" w:eastAsia="es-ES"/>
@@ -4842,10 +3553,10 @@
       <w:outlineLvl w:val="3"/>
     </w:pPr>
     <w:rPr>
-      <w:rFonts w:asciiTheme="majorHAnsi" w:eastAsiaTheme="majorEastAsia" w:hAnsiTheme="majorHAnsi" w:cstheme="majorBidi"/>
+      <w:rFonts w:asciiTheme="majorHAnsi" w:eastAsiaTheme="majorEastAsia" w:hAnsiTheme="majorHAnsi" w:cstheme="majorBidi" w:ascii="Arial" w:hAnsi="Arial"/>
       <w:i/>
       <w:iCs/>
-      <w:color w:val="365F91" w:themeColor="accent1" w:themeShade="BF"/>
+      <w:color w:val="000000"/>
     </w:rPr>
   </w:style>
   <w:style w:type="paragraph" w:styleId="Ttulo5">
@@ -5287,9 +3998,15 @@
     <w:qFormat/>
     <w:rsid w:val="002E3F8E"/>
     <w:pPr>
+      <w:spacing w:line="240" w:lineRule="auto"/>
       <w:ind w:left="720"/>
       <w:contextualSpacing/>
     </w:pPr>
+    <w:rPr>
+      <w:rFonts w:ascii="Arial" w:hAnsi="Arial"/>
+      <w:color w:val="000000"/>
+      <w:sz w:val="22"/>
+    </w:rPr>
   </w:style>
   <w:style w:type="paragraph" w:styleId="TDC3">
     <w:name w:val="toc 3"/>
@@ -5565,6 +4282,17 @@
       <w:color w:val="272727" w:themeColor="text1" w:themeTint="D8"/>
       <w:sz w:val="21"/>
       <w:szCs w:val="21"/>
+    </w:rPr>
+  </w:style>
+  <w:style w:type="paragraph" w:customStyle="1" w:styleId="ListBullet">
+    <w:name w:val="List Bullet"/>
+    <w:basedOn w:val="Normal"/>
+    <w:pPr>
+      <w:spacing w:after="100"/>
+    </w:pPr>
+    <w:rPr>
+      <w:rFonts w:ascii="Arial" w:hAnsi="Arial"/>
+      <w:sz w:val="22"/>
     </w:rPr>
   </w:style>
 </w:styles>
